--- a/FASE 1/Evidencias Individuales/Miranda_David_1.3_APT122_AutoevaluacionFase1.docx
+++ b/FASE 1/Evidencias Individuales/Miranda_David_1.3_APT122_AutoevaluacionFase1.docx
@@ -13,6 +13,7 @@
           <w:szCs w:val="96"/>
         </w:rPr>
       </w:pPr>
+      <w:bookmarkStart w:id="0" w:name="_Toc239189942"/>
       <w:r>
         <w:rPr>
           <w:sz w:val="96"/>
@@ -20,6 +21,7 @@
         </w:rPr>
         <w:t>Informe AutoevaluacionFase1</w:t>
       </w:r>
+      <w:bookmarkEnd w:id="0"/>
     </w:p>
     <w:p>
       <w:pPr>
@@ -85,27 +87,628 @@
     <w:p/>
     <w:p/>
     <w:p/>
-    <w:p/>
-    <w:p/>
+    <w:sdt>
+      <w:sdtPr>
+        <w:rPr>
+          <w:lang w:val="es-ES"/>
+        </w:rPr>
+        <w:id w:val="-1943517229"/>
+        <w:docPartObj>
+          <w:docPartGallery w:val="Table of Contents"/>
+          <w:docPartUnique/>
+        </w:docPartObj>
+      </w:sdtPr>
+      <w:sdtEndPr>
+        <w:rPr>
+          <w:rFonts w:asciiTheme="minorHAnsi" w:eastAsiaTheme="minorHAnsi" w:hAnsiTheme="minorHAnsi" w:cstheme="minorBidi"/>
+          <w:b/>
+          <w:bCs/>
+          <w:color w:val="auto"/>
+          <w:kern w:val="2"/>
+          <w:sz w:val="22"/>
+          <w:szCs w:val="22"/>
+          <w:lang w:eastAsia="en-US"/>
+          <w14:ligatures w14:val="standardContextual"/>
+        </w:rPr>
+      </w:sdtEndPr>
+      <w:sdtContent>
+        <w:p>
+          <w:pPr>
+            <w:pStyle w:val="TtuloTDC"/>
+          </w:pPr>
+          <w:r>
+            <w:rPr>
+              <w:lang w:val="es-ES"/>
+            </w:rPr>
+            <w:t>Índice</w:t>
+          </w:r>
+        </w:p>
+        <w:p>
+          <w:pPr>
+            <w:pStyle w:val="TDC1"/>
+            <w:tabs>
+              <w:tab w:val="right" w:leader="dot" w:pos="8828"/>
+            </w:tabs>
+            <w:rPr>
+              <w:rFonts w:eastAsiaTheme="minorEastAsia"/>
+              <w:noProof/>
+              <w:sz w:val="24"/>
+              <w:szCs w:val="24"/>
+              <w:lang w:eastAsia="es-CL"/>
+            </w:rPr>
+          </w:pPr>
+          <w:r>
+            <w:fldChar w:fldCharType="begin"/>
+          </w:r>
+          <w:r>
+            <w:instrText xml:space="preserve"> TOC \o "1-3" \h \z \u </w:instrText>
+          </w:r>
+          <w:r>
+            <w:fldChar w:fldCharType="separate"/>
+          </w:r>
+          <w:hyperlink w:anchor="_Toc239189942" w:history="1">
+            <w:r>
+              <w:rPr>
+                <w:rStyle w:val="Hipervnculo"/>
+                <w:noProof/>
+              </w:rPr>
+              <w:t>Informe AutoevaluacionFase1</w:t>
+            </w:r>
+            <w:r>
+              <w:rPr>
+                <w:noProof/>
+                <w:webHidden/>
+              </w:rPr>
+              <w:tab/>
+            </w:r>
+            <w:r>
+              <w:rPr>
+                <w:noProof/>
+                <w:webHidden/>
+              </w:rPr>
+              <w:fldChar w:fldCharType="begin"/>
+            </w:r>
+            <w:r>
+              <w:rPr>
+                <w:noProof/>
+                <w:webHidden/>
+              </w:rPr>
+              <w:instrText xml:space="preserve"> PAGEREF _Toc239189942 \h </w:instrText>
+            </w:r>
+            <w:r>
+              <w:rPr>
+                <w:noProof/>
+                <w:webHidden/>
+              </w:rPr>
+            </w:r>
+            <w:r>
+              <w:rPr>
+                <w:noProof/>
+                <w:webHidden/>
+              </w:rPr>
+              <w:fldChar w:fldCharType="separate"/>
+            </w:r>
+            <w:r>
+              <w:rPr>
+                <w:noProof/>
+                <w:webHidden/>
+              </w:rPr>
+              <w:t>1</w:t>
+            </w:r>
+            <w:r>
+              <w:rPr>
+                <w:noProof/>
+                <w:webHidden/>
+              </w:rPr>
+              <w:fldChar w:fldCharType="end"/>
+            </w:r>
+          </w:hyperlink>
+        </w:p>
+        <w:p>
+          <w:pPr>
+            <w:pStyle w:val="TDC1"/>
+            <w:tabs>
+              <w:tab w:val="right" w:leader="dot" w:pos="8828"/>
+            </w:tabs>
+            <w:rPr>
+              <w:rFonts w:eastAsiaTheme="minorEastAsia"/>
+              <w:noProof/>
+              <w:sz w:val="24"/>
+              <w:szCs w:val="24"/>
+              <w:lang w:eastAsia="es-CL"/>
+            </w:rPr>
+          </w:pPr>
+          <w:hyperlink w:anchor="_Toc239189943" w:history="1">
+            <w:r>
+              <w:rPr>
+                <w:rStyle w:val="Hipervnculo"/>
+                <w:noProof/>
+              </w:rPr>
+              <w:t>1. Resumen y Descripción del Proyecto</w:t>
+            </w:r>
+            <w:r>
+              <w:rPr>
+                <w:noProof/>
+                <w:webHidden/>
+              </w:rPr>
+              <w:tab/>
+            </w:r>
+            <w:r>
+              <w:rPr>
+                <w:noProof/>
+                <w:webHidden/>
+              </w:rPr>
+              <w:fldChar w:fldCharType="begin"/>
+            </w:r>
+            <w:r>
+              <w:rPr>
+                <w:noProof/>
+                <w:webHidden/>
+              </w:rPr>
+              <w:instrText xml:space="preserve"> PAGEREF _Toc239189943 \h </w:instrText>
+            </w:r>
+            <w:r>
+              <w:rPr>
+                <w:noProof/>
+                <w:webHidden/>
+              </w:rPr>
+            </w:r>
+            <w:r>
+              <w:rPr>
+                <w:noProof/>
+                <w:webHidden/>
+              </w:rPr>
+              <w:fldChar w:fldCharType="separate"/>
+            </w:r>
+            <w:r>
+              <w:rPr>
+                <w:noProof/>
+                <w:webHidden/>
+              </w:rPr>
+              <w:t>3</w:t>
+            </w:r>
+            <w:r>
+              <w:rPr>
+                <w:noProof/>
+                <w:webHidden/>
+              </w:rPr>
+              <w:fldChar w:fldCharType="end"/>
+            </w:r>
+          </w:hyperlink>
+        </w:p>
+        <w:p>
+          <w:pPr>
+            <w:pStyle w:val="TDC1"/>
+            <w:tabs>
+              <w:tab w:val="right" w:leader="dot" w:pos="8828"/>
+            </w:tabs>
+            <w:rPr>
+              <w:rFonts w:eastAsiaTheme="minorEastAsia"/>
+              <w:noProof/>
+              <w:sz w:val="24"/>
+              <w:szCs w:val="24"/>
+              <w:lang w:eastAsia="es-CL"/>
+            </w:rPr>
+          </w:pPr>
+          <w:hyperlink w:anchor="_Toc239189944" w:history="1">
+            <w:r>
+              <w:rPr>
+                <w:rStyle w:val="Hipervnculo"/>
+                <w:noProof/>
+              </w:rPr>
+              <w:t>2. Alineación Profesional y Metodológica</w:t>
+            </w:r>
+            <w:r>
+              <w:rPr>
+                <w:noProof/>
+                <w:webHidden/>
+              </w:rPr>
+              <w:tab/>
+            </w:r>
+            <w:r>
+              <w:rPr>
+                <w:noProof/>
+                <w:webHidden/>
+              </w:rPr>
+              <w:fldChar w:fldCharType="begin"/>
+            </w:r>
+            <w:r>
+              <w:rPr>
+                <w:noProof/>
+                <w:webHidden/>
+              </w:rPr>
+              <w:instrText xml:space="preserve"> PAGEREF _Toc239189944 \h </w:instrText>
+            </w:r>
+            <w:r>
+              <w:rPr>
+                <w:noProof/>
+                <w:webHidden/>
+              </w:rPr>
+            </w:r>
+            <w:r>
+              <w:rPr>
+                <w:noProof/>
+                <w:webHidden/>
+              </w:rPr>
+              <w:fldChar w:fldCharType="separate"/>
+            </w:r>
+            <w:r>
+              <w:rPr>
+                <w:noProof/>
+                <w:webHidden/>
+              </w:rPr>
+              <w:t>3</w:t>
+            </w:r>
+            <w:r>
+              <w:rPr>
+                <w:noProof/>
+                <w:webHidden/>
+              </w:rPr>
+              <w:fldChar w:fldCharType="end"/>
+            </w:r>
+          </w:hyperlink>
+        </w:p>
+        <w:p>
+          <w:pPr>
+            <w:pStyle w:val="TDC1"/>
+            <w:tabs>
+              <w:tab w:val="right" w:leader="dot" w:pos="8828"/>
+            </w:tabs>
+            <w:rPr>
+              <w:rFonts w:eastAsiaTheme="minorEastAsia"/>
+              <w:noProof/>
+              <w:sz w:val="24"/>
+              <w:szCs w:val="24"/>
+              <w:lang w:eastAsia="es-CL"/>
+            </w:rPr>
+          </w:pPr>
+          <w:hyperlink w:anchor="_Toc239189945" w:history="1">
+            <w:r>
+              <w:rPr>
+                <w:rStyle w:val="Hipervnculo"/>
+                <w:noProof/>
+              </w:rPr>
+              <w:t>3. Plan de Trabajo y Evidencias</w:t>
+            </w:r>
+            <w:r>
+              <w:rPr>
+                <w:noProof/>
+                <w:webHidden/>
+              </w:rPr>
+              <w:tab/>
+            </w:r>
+            <w:r>
+              <w:rPr>
+                <w:noProof/>
+                <w:webHidden/>
+              </w:rPr>
+              <w:fldChar w:fldCharType="begin"/>
+            </w:r>
+            <w:r>
+              <w:rPr>
+                <w:noProof/>
+                <w:webHidden/>
+              </w:rPr>
+              <w:instrText xml:space="preserve"> PAGEREF _Toc239189945 \h </w:instrText>
+            </w:r>
+            <w:r>
+              <w:rPr>
+                <w:noProof/>
+                <w:webHidden/>
+              </w:rPr>
+            </w:r>
+            <w:r>
+              <w:rPr>
+                <w:noProof/>
+                <w:webHidden/>
+              </w:rPr>
+              <w:fldChar w:fldCharType="separate"/>
+            </w:r>
+            <w:r>
+              <w:rPr>
+                <w:noProof/>
+                <w:webHidden/>
+              </w:rPr>
+              <w:t>4</w:t>
+            </w:r>
+            <w:r>
+              <w:rPr>
+                <w:noProof/>
+                <w:webHidden/>
+              </w:rPr>
+              <w:fldChar w:fldCharType="end"/>
+            </w:r>
+          </w:hyperlink>
+        </w:p>
+        <w:p>
+          <w:pPr>
+            <w:pStyle w:val="TDC1"/>
+            <w:tabs>
+              <w:tab w:val="right" w:leader="dot" w:pos="8828"/>
+            </w:tabs>
+            <w:rPr>
+              <w:rFonts w:eastAsiaTheme="minorEastAsia"/>
+              <w:noProof/>
+              <w:sz w:val="24"/>
+              <w:szCs w:val="24"/>
+              <w:lang w:eastAsia="es-CL"/>
+            </w:rPr>
+          </w:pPr>
+          <w:hyperlink w:anchor="_Toc239189946" w:history="1">
+            <w:r>
+              <w:rPr>
+                <w:rStyle w:val="Hipervnculo"/>
+                <w:noProof/>
+              </w:rPr>
+              <w:t>4. Plan de trabajo para el proyecto APT</w:t>
+            </w:r>
+            <w:r>
+              <w:rPr>
+                <w:noProof/>
+                <w:webHidden/>
+              </w:rPr>
+              <w:tab/>
+            </w:r>
+            <w:r>
+              <w:rPr>
+                <w:noProof/>
+                <w:webHidden/>
+              </w:rPr>
+              <w:fldChar w:fldCharType="begin"/>
+            </w:r>
+            <w:r>
+              <w:rPr>
+                <w:noProof/>
+                <w:webHidden/>
+              </w:rPr>
+              <w:instrText xml:space="preserve"> PAGEREF _Toc239189946 \h </w:instrText>
+            </w:r>
+            <w:r>
+              <w:rPr>
+                <w:noProof/>
+                <w:webHidden/>
+              </w:rPr>
+            </w:r>
+            <w:r>
+              <w:rPr>
+                <w:noProof/>
+                <w:webHidden/>
+              </w:rPr>
+              <w:fldChar w:fldCharType="separate"/>
+            </w:r>
+            <w:r>
+              <w:rPr>
+                <w:noProof/>
+                <w:webHidden/>
+              </w:rPr>
+              <w:t>5</w:t>
+            </w:r>
+            <w:r>
+              <w:rPr>
+                <w:noProof/>
+                <w:webHidden/>
+              </w:rPr>
+              <w:fldChar w:fldCharType="end"/>
+            </w:r>
+          </w:hyperlink>
+        </w:p>
+        <w:p>
+          <w:pPr>
+            <w:pStyle w:val="TDC1"/>
+            <w:tabs>
+              <w:tab w:val="right" w:leader="dot" w:pos="8828"/>
+            </w:tabs>
+            <w:rPr>
+              <w:rFonts w:eastAsiaTheme="minorEastAsia"/>
+              <w:noProof/>
+              <w:sz w:val="24"/>
+              <w:szCs w:val="24"/>
+              <w:lang w:eastAsia="es-CL"/>
+            </w:rPr>
+          </w:pPr>
+          <w:hyperlink w:anchor="_Toc239189947" w:history="1">
+            <w:r>
+              <w:rPr>
+                <w:rStyle w:val="Hipervnculo"/>
+                <w:noProof/>
+              </w:rPr>
+              <w:t>5. Propuesta de evidencias</w:t>
+            </w:r>
+            <w:r>
+              <w:rPr>
+                <w:noProof/>
+                <w:webHidden/>
+              </w:rPr>
+              <w:tab/>
+            </w:r>
+            <w:r>
+              <w:rPr>
+                <w:noProof/>
+                <w:webHidden/>
+              </w:rPr>
+              <w:fldChar w:fldCharType="begin"/>
+            </w:r>
+            <w:r>
+              <w:rPr>
+                <w:noProof/>
+                <w:webHidden/>
+              </w:rPr>
+              <w:instrText xml:space="preserve"> PAGEREF _Toc239189947 \h </w:instrText>
+            </w:r>
+            <w:r>
+              <w:rPr>
+                <w:noProof/>
+                <w:webHidden/>
+              </w:rPr>
+            </w:r>
+            <w:r>
+              <w:rPr>
+                <w:noProof/>
+                <w:webHidden/>
+              </w:rPr>
+              <w:fldChar w:fldCharType="separate"/>
+            </w:r>
+            <w:r>
+              <w:rPr>
+                <w:noProof/>
+                <w:webHidden/>
+              </w:rPr>
+              <w:t>8</w:t>
+            </w:r>
+            <w:r>
+              <w:rPr>
+                <w:noProof/>
+                <w:webHidden/>
+              </w:rPr>
+              <w:fldChar w:fldCharType="end"/>
+            </w:r>
+          </w:hyperlink>
+        </w:p>
+        <w:p>
+          <w:pPr>
+            <w:pStyle w:val="TDC1"/>
+            <w:tabs>
+              <w:tab w:val="right" w:leader="dot" w:pos="8828"/>
+            </w:tabs>
+            <w:rPr>
+              <w:rFonts w:eastAsiaTheme="minorEastAsia"/>
+              <w:noProof/>
+              <w:sz w:val="24"/>
+              <w:szCs w:val="24"/>
+              <w:lang w:eastAsia="es-CL"/>
+            </w:rPr>
+          </w:pPr>
+          <w:hyperlink w:anchor="_Toc239189948" w:history="1">
+            <w:r>
+              <w:rPr>
+                <w:rStyle w:val="Hipervnculo"/>
+                <w:noProof/>
+              </w:rPr>
+              <w:t>6. Conclusions and Reflection</w:t>
+            </w:r>
+            <w:r>
+              <w:rPr>
+                <w:noProof/>
+                <w:webHidden/>
+              </w:rPr>
+              <w:tab/>
+            </w:r>
+            <w:r>
+              <w:rPr>
+                <w:noProof/>
+                <w:webHidden/>
+              </w:rPr>
+              <w:fldChar w:fldCharType="begin"/>
+            </w:r>
+            <w:r>
+              <w:rPr>
+                <w:noProof/>
+                <w:webHidden/>
+              </w:rPr>
+              <w:instrText xml:space="preserve"> PAGEREF _Toc239189948 \h </w:instrText>
+            </w:r>
+            <w:r>
+              <w:rPr>
+                <w:noProof/>
+                <w:webHidden/>
+              </w:rPr>
+            </w:r>
+            <w:r>
+              <w:rPr>
+                <w:noProof/>
+                <w:webHidden/>
+              </w:rPr>
+              <w:fldChar w:fldCharType="separate"/>
+            </w:r>
+            <w:r>
+              <w:rPr>
+                <w:noProof/>
+                <w:webHidden/>
+              </w:rPr>
+              <w:t>8</w:t>
+            </w:r>
+            <w:r>
+              <w:rPr>
+                <w:noProof/>
+                <w:webHidden/>
+              </w:rPr>
+              <w:fldChar w:fldCharType="end"/>
+            </w:r>
+          </w:hyperlink>
+        </w:p>
+        <w:p>
+          <w:r>
+            <w:rPr>
+              <w:b/>
+              <w:bCs/>
+              <w:lang w:val="es-ES"/>
+            </w:rPr>
+            <w:fldChar w:fldCharType="end"/>
+          </w:r>
+        </w:p>
+      </w:sdtContent>
+    </w:sdt>
+    <w:p>
+      <w:pPr>
+        <w:pStyle w:val="Ttulo1"/>
+      </w:pPr>
+      <w:bookmarkStart w:id="1" w:name="_Toc239189943"/>
+    </w:p>
+    <w:p>
+      <w:pPr>
+        <w:pStyle w:val="Ttulo1"/>
+      </w:pPr>
+    </w:p>
+    <w:p>
+      <w:pPr>
+        <w:pStyle w:val="Ttulo1"/>
+      </w:pPr>
+    </w:p>
+    <w:p>
+      <w:pPr>
+        <w:pStyle w:val="Ttulo1"/>
+      </w:pPr>
+    </w:p>
+    <w:p>
+      <w:pPr>
+        <w:pStyle w:val="Ttulo1"/>
+      </w:pPr>
+    </w:p>
+    <w:p>
+      <w:pPr>
+        <w:pStyle w:val="Ttulo1"/>
+      </w:pPr>
+    </w:p>
+    <w:p>
+      <w:pPr>
+        <w:pStyle w:val="Ttulo1"/>
+      </w:pPr>
+    </w:p>
+    <w:p>
+      <w:pPr>
+        <w:pStyle w:val="Ttulo1"/>
+      </w:pPr>
+    </w:p>
+    <w:p>
+      <w:pPr>
+        <w:pStyle w:val="Ttulo1"/>
+      </w:pPr>
+    </w:p>
+    <w:p>
+      <w:pPr>
+        <w:pStyle w:val="Ttulo1"/>
+      </w:pPr>
+    </w:p>
     <w:p/>
     <w:p>
       <w:pPr>
-        <w:rPr>
-          <w:b/>
-          <w:bCs/>
-          <w:sz w:val="24"/>
-          <w:szCs w:val="24"/>
-        </w:rPr>
+        <w:pStyle w:val="Ttulo1"/>
       </w:pPr>
       <w:r>
-        <w:rPr>
-          <w:b/>
-          <w:bCs/>
-          <w:sz w:val="24"/>
-          <w:szCs w:val="24"/>
-        </w:rPr>
+        <w:lastRenderedPageBreak/>
         <w:t>1. Resumen y Descripción del Proyecto</w:t>
       </w:r>
+      <w:bookmarkEnd w:id="1"/>
     </w:p>
     <w:p>
       <w:proofErr w:type="spellStart"/>
@@ -617,22 +1220,13 @@
     </w:p>
     <w:p>
       <w:pPr>
-        <w:rPr>
-          <w:b/>
-          <w:bCs/>
-          <w:sz w:val="24"/>
-          <w:szCs w:val="24"/>
-        </w:rPr>
+        <w:pStyle w:val="Ttulo1"/>
       </w:pPr>
-      <w:r>
-        <w:rPr>
-          <w:b/>
-          <w:bCs/>
-          <w:sz w:val="24"/>
-          <w:szCs w:val="24"/>
-        </w:rPr>
+      <w:bookmarkStart w:id="2" w:name="_Toc239189944"/>
+      <w:r>
         <w:t>2. Alineación Profesional y Metodológica</w:t>
       </w:r>
+      <w:bookmarkEnd w:id="2"/>
     </w:p>
     <w:p>
       <w:r>
@@ -768,7 +1362,6 @@
           <w:b/>
           <w:bCs/>
         </w:rPr>
-        <w:lastRenderedPageBreak/>
         <w:t>Objetivos claros y coherentes</w:t>
       </w:r>
     </w:p>
@@ -784,6 +1377,7 @@
           <w:b/>
           <w:bCs/>
         </w:rPr>
+        <w:lastRenderedPageBreak/>
         <w:t>General:</w:t>
       </w:r>
       <w:r>
@@ -864,6 +1458,46 @@
     </w:p>
     <w:p>
       <w:pPr>
+        <w:pStyle w:val="Ttulo1"/>
+      </w:pPr>
+      <w:bookmarkStart w:id="3" w:name="_Toc239189945"/>
+      <w:r>
+        <w:t>3. Plan de Trabajo y Evidencias</w:t>
+      </w:r>
+      <w:bookmarkEnd w:id="3"/>
+    </w:p>
+    <w:p>
+      <w:r>
+        <w:t>El proyecto se abordará mediante la metodología RUP (</w:t>
+      </w:r>
+      <w:proofErr w:type="spellStart"/>
+      <w:r>
+        <w:t>Rational</w:t>
+      </w:r>
+      <w:proofErr w:type="spellEnd"/>
+      <w:r>
+        <w:t xml:space="preserve"> </w:t>
+      </w:r>
+      <w:proofErr w:type="spellStart"/>
+      <w:r>
+        <w:t>Unified</w:t>
+      </w:r>
+      <w:proofErr w:type="spellEnd"/>
+      <w:r>
+        <w:t xml:space="preserve"> Process), la cual tiene una naturaleza iterativa y evolutiva. Su propósito principal es mitigar riesgos y asegurar la estabilidad, con un fuerte enfoque en la arquitectura del software y los casos de uso.</w:t>
+      </w:r>
+    </w:p>
+    <w:p>
+      <w:r>
+        <w:t>El ciclo de vida de RUP se organiza en cuatro fases que se alinean perfectamente con los tiempos académicos requeridos para el desarrollo de la plataforma:</w:t>
+      </w:r>
+    </w:p>
+    <w:p>
+      <w:pPr>
+        <w:numPr>
+          <w:ilvl w:val="0"/>
+          <w:numId w:val="3"/>
+        </w:numPr>
         <w:rPr>
           <w:b/>
           <w:bCs/>
@@ -874,197 +1508,118 @@
           <w:b/>
           <w:bCs/>
         </w:rPr>
-        <w:t>3. Plan de Trabajo y Evidencias</w:t>
-      </w:r>
-    </w:p>
-    <w:p>
-      <w:r>
-        <w:rPr>
-          <w:b/>
-          <w:bCs/>
-        </w:rPr>
-        <w:t>Propuesta metodológica</w:t>
-      </w:r>
-      <w:r>
-        <w:t xml:space="preserve"> Utilizaremos un enfoque híbrido (Water-Scrum-Fall). La fase actual de planificación es secuencial, pero el desarrollo del núcleo (</w:t>
-      </w:r>
-      <w:proofErr w:type="spellStart"/>
-      <w:r>
-        <w:t>Frontend</w:t>
-      </w:r>
-      <w:proofErr w:type="spellEnd"/>
-      <w:r>
-        <w:t xml:space="preserve"> y conexión de IA) se ejecutará en </w:t>
-      </w:r>
-      <w:proofErr w:type="spellStart"/>
-      <w:r>
-        <w:rPr>
-          <w:i/>
-          <w:iCs/>
-        </w:rPr>
-        <w:t>sprints</w:t>
-      </w:r>
-      <w:proofErr w:type="spellEnd"/>
-      <w:r>
-        <w:t xml:space="preserve"> de Scrum de dos semanas, permitiendo iterar rápidamente sobre la interfaz gráfica basándonos en pruebas continuas.</w:t>
-      </w:r>
-    </w:p>
-    <w:p>
-      <w:r>
-        <w:rPr>
-          <w:b/>
-          <w:bCs/>
-        </w:rPr>
-        <w:t>Plan de trabajo y Evidencias</w:t>
+        <w:t xml:space="preserve">Incepción y Elaboración (Correspondiente a la Fase 1): </w:t>
+      </w:r>
+      <w:r>
+        <w:t>Se enfoca en la definición del alcance, la justificación del proyecto (Business Case), el análisis detallado de los requisitos y el diseño de la arquitectura base.</w:t>
       </w:r>
     </w:p>
     <w:p>
       <w:pPr>
         <w:numPr>
           <w:ilvl w:val="0"/>
-          <w:numId w:val="2"/>
+          <w:numId w:val="3"/>
         </w:numPr>
-      </w:pPr>
-      <w:r>
         <w:rPr>
           <w:b/>
           <w:bCs/>
         </w:rPr>
-        <w:t>Semanas 1-4 (Planificación):</w:t>
-      </w:r>
-      <w:r>
-        <w:t xml:space="preserve"> Levantamiento de requerimientos y diseño de </w:t>
-      </w:r>
-      <w:proofErr w:type="spellStart"/>
-      <w:r>
-        <w:t>wireframes</w:t>
-      </w:r>
-      <w:proofErr w:type="spellEnd"/>
-      <w:r>
-        <w:t xml:space="preserve">. </w:t>
-      </w:r>
+      </w:pPr>
       <w:r>
         <w:rPr>
-          <w:i/>
-          <w:iCs/>
+          <w:b/>
+          <w:bCs/>
         </w:rPr>
-        <w:t>Evidencia:</w:t>
-      </w:r>
-      <w:r>
-        <w:t xml:space="preserve"> Documento de arquitectura, diagramas UML y maquetas UI.</w:t>
+        <w:t xml:space="preserve">Construcción (Correspondiente a la Fase 2): </w:t>
+      </w:r>
+      <w:r>
+        <w:t xml:space="preserve">Implementación incremental del software. Durante esta etapa se desarrollarán el </w:t>
+      </w:r>
+      <w:proofErr w:type="spellStart"/>
+      <w:r>
+        <w:t>Backend</w:t>
+      </w:r>
+      <w:proofErr w:type="spellEnd"/>
+      <w:r>
+        <w:t xml:space="preserve">, </w:t>
+      </w:r>
+      <w:proofErr w:type="spellStart"/>
+      <w:r>
+        <w:t>Frontend</w:t>
+      </w:r>
+      <w:proofErr w:type="spellEnd"/>
+      <w:r>
+        <w:t xml:space="preserve">, la integración del OCR de Google AI Studio, la conexión con pasarelas de pago del mercado chileno (Transbank, Mercado Pago y </w:t>
+      </w:r>
+      <w:proofErr w:type="spellStart"/>
+      <w:r>
+        <w:t>SumUp</w:t>
+      </w:r>
+      <w:proofErr w:type="spellEnd"/>
+      <w:r>
+        <w:t xml:space="preserve">) en sus respectivos ambientes </w:t>
+      </w:r>
+      <w:proofErr w:type="spellStart"/>
+      <w:r>
+        <w:t>sandbox</w:t>
+      </w:r>
+      <w:proofErr w:type="spellEnd"/>
+      <w:r>
+        <w:t xml:space="preserve">, y el módulo de productos </w:t>
+      </w:r>
+      <w:proofErr w:type="spellStart"/>
+      <w:r>
+        <w:t>trending</w:t>
+      </w:r>
+      <w:proofErr w:type="spellEnd"/>
+      <w:r>
+        <w:t xml:space="preserve"> mediante </w:t>
+      </w:r>
+      <w:proofErr w:type="spellStart"/>
+      <w:r>
+        <w:t>APIs</w:t>
+      </w:r>
+      <w:proofErr w:type="spellEnd"/>
+      <w:r>
+        <w:t xml:space="preserve"> públicas (Mercado Libre, </w:t>
+      </w:r>
+      <w:proofErr w:type="spellStart"/>
+      <w:r>
+        <w:t>AliExpress</w:t>
+      </w:r>
+      <w:proofErr w:type="spellEnd"/>
+      <w:r>
+        <w:t>), mitigando los riesgos tecnológicos en ciclos iterativos.</w:t>
       </w:r>
     </w:p>
     <w:p>
       <w:pPr>
         <w:numPr>
           <w:ilvl w:val="0"/>
-          <w:numId w:val="2"/>
+          <w:numId w:val="3"/>
         </w:numPr>
-      </w:pPr>
-      <w:r>
         <w:rPr>
           <w:b/>
           <w:bCs/>
         </w:rPr>
-        <w:t xml:space="preserve">Semanas 5-12 (Desarrollo </w:t>
-      </w:r>
-      <w:proofErr w:type="spellStart"/>
+      </w:pPr>
       <w:r>
         <w:rPr>
           <w:b/>
           <w:bCs/>
         </w:rPr>
-        <w:t>Frontend</w:t>
-      </w:r>
-      <w:proofErr w:type="spellEnd"/>
-      <w:r>
-        <w:rPr>
-          <w:b/>
-          <w:bCs/>
-        </w:rPr>
-        <w:t xml:space="preserve"> e IA):</w:t>
-      </w:r>
-      <w:r>
-        <w:t xml:space="preserve"> Construcción de la SPA en </w:t>
-      </w:r>
-      <w:proofErr w:type="spellStart"/>
-      <w:r>
-        <w:t>React</w:t>
-      </w:r>
-      <w:proofErr w:type="spellEnd"/>
-      <w:r>
-        <w:t xml:space="preserve"> y programación del script de conexión con Google AI Studio. </w:t>
-      </w:r>
-      <w:r>
-        <w:rPr>
-          <w:i/>
-          <w:iCs/>
-        </w:rPr>
-        <w:t>Evidencia:</w:t>
-      </w:r>
-      <w:r>
-        <w:t xml:space="preserve"> Prototipo funcional (MVP) consumiendo </w:t>
-      </w:r>
-      <w:proofErr w:type="spellStart"/>
-      <w:r>
-        <w:rPr>
-          <w:i/>
-          <w:iCs/>
-        </w:rPr>
-        <w:t>mocks</w:t>
-      </w:r>
-      <w:proofErr w:type="spellEnd"/>
-      <w:r>
-        <w:t xml:space="preserve"> y </w:t>
-      </w:r>
-      <w:proofErr w:type="spellStart"/>
-      <w:r>
-        <w:t>JSONs</w:t>
-      </w:r>
-      <w:proofErr w:type="spellEnd"/>
-      <w:r>
-        <w:t xml:space="preserve"> de prueba.</w:t>
+        <w:t>Transición (Correspondiente a la Fase 3):</w:t>
+      </w:r>
+      <w:r>
+        <w:t xml:space="preserve"> Despliegue y entrega del producto al usuario final, incluyendo las pruebas de estrés, el despliegue del MVP y la presentación final.</w:t>
       </w:r>
     </w:p>
     <w:p>
       <w:pPr>
         <w:numPr>
           <w:ilvl w:val="0"/>
-          <w:numId w:val="2"/>
+          <w:numId w:val="3"/>
         </w:numPr>
-      </w:pPr>
-      <w:r>
-        <w:rPr>
-          <w:b/>
-          <w:bCs/>
-        </w:rPr>
-        <w:t>Semanas 13-18 (Integración y QA):</w:t>
-      </w:r>
-      <w:r>
-        <w:t xml:space="preserve"> Conexión final con el </w:t>
-      </w:r>
-      <w:proofErr w:type="spellStart"/>
-      <w:r>
-        <w:t>backend</w:t>
-      </w:r>
-      <w:proofErr w:type="spellEnd"/>
-      <w:r>
-        <w:t xml:space="preserve">, pruebas de latencia y preparación de la defensa. </w:t>
-      </w:r>
-      <w:r>
-        <w:rPr>
-          <w:i/>
-          <w:iCs/>
-        </w:rPr>
-        <w:t>Evidencia:</w:t>
-      </w:r>
-      <w:r>
-        <w:t xml:space="preserve"> Software desplegado en producción y reporte de pruebas superadas.</w:t>
-      </w:r>
-    </w:p>
-    <w:p/>
-    <w:p>
-      <w:pPr>
         <w:rPr>
           <w:b/>
           <w:bCs/>
@@ -1075,32 +1630,3093 @@
           <w:b/>
           <w:bCs/>
         </w:rPr>
+        <w:t xml:space="preserve">Roles y Responsabilidades: </w:t>
+      </w:r>
+      <w:r>
+        <w:t xml:space="preserve">Marcelo Pino (Ingeniería </w:t>
+      </w:r>
+      <w:proofErr w:type="spellStart"/>
+      <w:r>
+        <w:t>Backend</w:t>
+      </w:r>
+      <w:proofErr w:type="spellEnd"/>
+      <w:r>
+        <w:t xml:space="preserve">, Bases de Datos, Infraestructura Docker y QA) y David Miranda (Desarrollo </w:t>
+      </w:r>
+      <w:proofErr w:type="spellStart"/>
+      <w:r>
+        <w:t>Frontend</w:t>
+      </w:r>
+      <w:proofErr w:type="spellEnd"/>
+      <w:r>
+        <w:t xml:space="preserve"> </w:t>
+      </w:r>
+      <w:proofErr w:type="spellStart"/>
+      <w:r>
+        <w:t>React</w:t>
+      </w:r>
+      <w:proofErr w:type="spellEnd"/>
+      <w:r>
+        <w:t xml:space="preserve">, Integraciones de </w:t>
+      </w:r>
+      <w:proofErr w:type="spellStart"/>
+      <w:r>
+        <w:t>APIs</w:t>
+      </w:r>
+      <w:proofErr w:type="spellEnd"/>
+      <w:r>
+        <w:t xml:space="preserve"> Externas y UI/UX).</w:t>
+      </w:r>
+    </w:p>
+    <w:p/>
+    <w:p/>
+    <w:p/>
+    <w:p/>
+    <w:p/>
+    <w:p/>
+    <w:p>
+      <w:pPr>
+        <w:pStyle w:val="Ttulo1"/>
+      </w:pPr>
+      <w:bookmarkStart w:id="4" w:name="_Toc239189946"/>
+      <w:r>
+        <w:lastRenderedPageBreak/>
         <w:t xml:space="preserve">4. </w:t>
       </w:r>
-      <w:proofErr w:type="spellStart"/>
-      <w:r>
-        <w:rPr>
-          <w:b/>
-          <w:bCs/>
-        </w:rPr>
+      <w:r>
+        <w:t>Plan de trabajo para el proyecto APT</w:t>
+      </w:r>
+      <w:bookmarkEnd w:id="4"/>
+    </w:p>
+    <w:tbl>
+      <w:tblPr>
+        <w:tblW w:w="0" w:type="auto"/>
+        <w:tblCellMar>
+          <w:top w:w="15" w:type="dxa"/>
+          <w:left w:w="15" w:type="dxa"/>
+          <w:bottom w:w="15" w:type="dxa"/>
+          <w:right w:w="15" w:type="dxa"/>
+        </w:tblCellMar>
+        <w:tblLook w:val="04A0" w:firstRow="1" w:lastRow="0" w:firstColumn="1" w:lastColumn="0" w:noHBand="0" w:noVBand="1"/>
+      </w:tblPr>
+      <w:tblGrid>
+        <w:gridCol w:w="1164"/>
+        <w:gridCol w:w="1566"/>
+        <w:gridCol w:w="1566"/>
+        <w:gridCol w:w="1429"/>
+        <w:gridCol w:w="799"/>
+        <w:gridCol w:w="1072"/>
+        <w:gridCol w:w="1226"/>
+      </w:tblGrid>
+      <w:tr>
+        <w:trPr>
+          <w:trHeight w:val="315"/>
+        </w:trPr>
+        <w:tc>
+          <w:tcPr>
+            <w:tcW w:w="0" w:type="auto"/>
+            <w:gridSpan w:val="7"/>
+            <w:tcBorders>
+              <w:top w:val="single" w:sz="6" w:space="0" w:color="CCCCCC"/>
+              <w:left w:val="single" w:sz="6" w:space="0" w:color="CCCCCC"/>
+              <w:bottom w:val="single" w:sz="6" w:space="0" w:color="CCCCCC"/>
+              <w:right w:val="single" w:sz="6" w:space="0" w:color="CCCCCC"/>
+            </w:tcBorders>
+            <w:tcMar>
+              <w:top w:w="30" w:type="dxa"/>
+              <w:left w:w="45" w:type="dxa"/>
+              <w:bottom w:w="30" w:type="dxa"/>
+              <w:right w:w="45" w:type="dxa"/>
+            </w:tcMar>
+            <w:vAlign w:val="bottom"/>
+            <w:hideMark/>
+          </w:tcPr>
+          <w:p>
+            <w:r>
+              <w:rPr>
+                <w:b/>
+                <w:bCs/>
+              </w:rPr>
+              <w:t>Plan de Trabajo Proyecto APT</w:t>
+            </w:r>
+          </w:p>
+          <w:p/>
+        </w:tc>
+      </w:tr>
+      <w:tr>
+        <w:trPr>
+          <w:trHeight w:val="315"/>
+        </w:trPr>
+        <w:tc>
+          <w:tcPr>
+            <w:tcW w:w="0" w:type="auto"/>
+            <w:tcBorders>
+              <w:top w:val="single" w:sz="6" w:space="0" w:color="CCCCCC"/>
+              <w:left w:val="single" w:sz="6" w:space="0" w:color="CCCCCC"/>
+              <w:bottom w:val="single" w:sz="6" w:space="0" w:color="CCCCCC"/>
+              <w:right w:val="single" w:sz="6" w:space="0" w:color="CCCCCC"/>
+            </w:tcBorders>
+            <w:tcMar>
+              <w:top w:w="30" w:type="dxa"/>
+              <w:left w:w="45" w:type="dxa"/>
+              <w:bottom w:w="30" w:type="dxa"/>
+              <w:right w:w="45" w:type="dxa"/>
+            </w:tcMar>
+            <w:vAlign w:val="bottom"/>
+            <w:hideMark/>
+          </w:tcPr>
+          <w:p>
+            <w:r>
+              <w:rPr>
+                <w:b/>
+                <w:bCs/>
+              </w:rPr>
+              <w:t>Competencia o unidades de competencias</w:t>
+            </w:r>
+          </w:p>
+        </w:tc>
+        <w:tc>
+          <w:tcPr>
+            <w:tcW w:w="0" w:type="auto"/>
+            <w:tcBorders>
+              <w:top w:val="single" w:sz="6" w:space="0" w:color="CCCCCC"/>
+              <w:left w:val="single" w:sz="6" w:space="0" w:color="CCCCCC"/>
+              <w:bottom w:val="single" w:sz="6" w:space="0" w:color="CCCCCC"/>
+              <w:right w:val="single" w:sz="6" w:space="0" w:color="CCCCCC"/>
+            </w:tcBorders>
+            <w:tcMar>
+              <w:top w:w="30" w:type="dxa"/>
+              <w:left w:w="45" w:type="dxa"/>
+              <w:bottom w:w="30" w:type="dxa"/>
+              <w:right w:w="45" w:type="dxa"/>
+            </w:tcMar>
+            <w:vAlign w:val="bottom"/>
+            <w:hideMark/>
+          </w:tcPr>
+          <w:p>
+            <w:r>
+              <w:rPr>
+                <w:b/>
+                <w:bCs/>
+              </w:rPr>
+              <w:t>Nombre de Actividades/Tareas</w:t>
+            </w:r>
+          </w:p>
+        </w:tc>
+        <w:tc>
+          <w:tcPr>
+            <w:tcW w:w="0" w:type="auto"/>
+            <w:tcBorders>
+              <w:top w:val="single" w:sz="6" w:space="0" w:color="CCCCCC"/>
+              <w:left w:val="single" w:sz="6" w:space="0" w:color="CCCCCC"/>
+              <w:bottom w:val="single" w:sz="6" w:space="0" w:color="CCCCCC"/>
+              <w:right w:val="single" w:sz="6" w:space="0" w:color="CCCCCC"/>
+            </w:tcBorders>
+            <w:tcMar>
+              <w:top w:w="30" w:type="dxa"/>
+              <w:left w:w="45" w:type="dxa"/>
+              <w:bottom w:w="30" w:type="dxa"/>
+              <w:right w:w="45" w:type="dxa"/>
+            </w:tcMar>
+            <w:vAlign w:val="bottom"/>
+            <w:hideMark/>
+          </w:tcPr>
+          <w:p>
+            <w:r>
+              <w:rPr>
+                <w:b/>
+                <w:bCs/>
+              </w:rPr>
+              <w:t>Descripción Actividades/Tareas</w:t>
+            </w:r>
+          </w:p>
+        </w:tc>
+        <w:tc>
+          <w:tcPr>
+            <w:tcW w:w="0" w:type="auto"/>
+            <w:tcBorders>
+              <w:top w:val="single" w:sz="6" w:space="0" w:color="CCCCCC"/>
+              <w:left w:val="single" w:sz="6" w:space="0" w:color="CCCCCC"/>
+              <w:bottom w:val="single" w:sz="6" w:space="0" w:color="CCCCCC"/>
+              <w:right w:val="single" w:sz="6" w:space="0" w:color="CCCCCC"/>
+            </w:tcBorders>
+            <w:tcMar>
+              <w:top w:w="30" w:type="dxa"/>
+              <w:left w:w="45" w:type="dxa"/>
+              <w:bottom w:w="30" w:type="dxa"/>
+              <w:right w:w="45" w:type="dxa"/>
+            </w:tcMar>
+            <w:vAlign w:val="bottom"/>
+            <w:hideMark/>
+          </w:tcPr>
+          <w:p>
+            <w:r>
+              <w:rPr>
+                <w:b/>
+                <w:bCs/>
+              </w:rPr>
+              <w:t>Recursos</w:t>
+            </w:r>
+          </w:p>
+        </w:tc>
+        <w:tc>
+          <w:tcPr>
+            <w:tcW w:w="0" w:type="auto"/>
+            <w:tcBorders>
+              <w:top w:val="single" w:sz="6" w:space="0" w:color="CCCCCC"/>
+              <w:left w:val="single" w:sz="6" w:space="0" w:color="CCCCCC"/>
+              <w:bottom w:val="single" w:sz="6" w:space="0" w:color="CCCCCC"/>
+              <w:right w:val="single" w:sz="6" w:space="0" w:color="CCCCCC"/>
+            </w:tcBorders>
+            <w:tcMar>
+              <w:top w:w="30" w:type="dxa"/>
+              <w:left w:w="45" w:type="dxa"/>
+              <w:bottom w:w="30" w:type="dxa"/>
+              <w:right w:w="45" w:type="dxa"/>
+            </w:tcMar>
+            <w:vAlign w:val="bottom"/>
+            <w:hideMark/>
+          </w:tcPr>
+          <w:p>
+            <w:r>
+              <w:rPr>
+                <w:b/>
+                <w:bCs/>
+              </w:rPr>
+              <w:t>Duración de la actividad</w:t>
+            </w:r>
+          </w:p>
+        </w:tc>
+        <w:tc>
+          <w:tcPr>
+            <w:tcW w:w="0" w:type="auto"/>
+            <w:tcBorders>
+              <w:top w:val="single" w:sz="6" w:space="0" w:color="CCCCCC"/>
+              <w:left w:val="single" w:sz="6" w:space="0" w:color="CCCCCC"/>
+              <w:bottom w:val="single" w:sz="6" w:space="0" w:color="CCCCCC"/>
+              <w:right w:val="single" w:sz="6" w:space="0" w:color="CCCCCC"/>
+            </w:tcBorders>
+            <w:tcMar>
+              <w:top w:w="30" w:type="dxa"/>
+              <w:left w:w="45" w:type="dxa"/>
+              <w:bottom w:w="30" w:type="dxa"/>
+              <w:right w:w="45" w:type="dxa"/>
+            </w:tcMar>
+            <w:vAlign w:val="bottom"/>
+            <w:hideMark/>
+          </w:tcPr>
+          <w:p>
+            <w:r>
+              <w:rPr>
+                <w:b/>
+                <w:bCs/>
+              </w:rPr>
+              <w:t>Responsable</w:t>
+            </w:r>
+          </w:p>
+        </w:tc>
+        <w:tc>
+          <w:tcPr>
+            <w:tcW w:w="0" w:type="auto"/>
+            <w:tcBorders>
+              <w:top w:val="single" w:sz="6" w:space="0" w:color="CCCCCC"/>
+              <w:left w:val="single" w:sz="6" w:space="0" w:color="CCCCCC"/>
+              <w:bottom w:val="single" w:sz="6" w:space="0" w:color="CCCCCC"/>
+              <w:right w:val="single" w:sz="6" w:space="0" w:color="CCCCCC"/>
+            </w:tcBorders>
+            <w:tcMar>
+              <w:top w:w="30" w:type="dxa"/>
+              <w:left w:w="45" w:type="dxa"/>
+              <w:bottom w:w="30" w:type="dxa"/>
+              <w:right w:w="45" w:type="dxa"/>
+            </w:tcMar>
+            <w:vAlign w:val="bottom"/>
+            <w:hideMark/>
+          </w:tcPr>
+          <w:p>
+            <w:r>
+              <w:rPr>
+                <w:b/>
+                <w:bCs/>
+              </w:rPr>
+              <w:t>Observaciones</w:t>
+            </w:r>
+          </w:p>
+        </w:tc>
+      </w:tr>
+      <w:tr>
+        <w:trPr>
+          <w:trHeight w:val="315"/>
+        </w:trPr>
+        <w:tc>
+          <w:tcPr>
+            <w:tcW w:w="0" w:type="auto"/>
+            <w:tcBorders>
+              <w:top w:val="single" w:sz="6" w:space="0" w:color="CCCCCC"/>
+              <w:left w:val="single" w:sz="6" w:space="0" w:color="CCCCCC"/>
+              <w:bottom w:val="single" w:sz="6" w:space="0" w:color="CCCCCC"/>
+              <w:right w:val="single" w:sz="6" w:space="0" w:color="CCCCCC"/>
+            </w:tcBorders>
+            <w:tcMar>
+              <w:top w:w="30" w:type="dxa"/>
+              <w:left w:w="45" w:type="dxa"/>
+              <w:bottom w:w="30" w:type="dxa"/>
+              <w:right w:w="45" w:type="dxa"/>
+            </w:tcMar>
+            <w:vAlign w:val="bottom"/>
+            <w:hideMark/>
+          </w:tcPr>
+          <w:p>
+            <w:r>
+              <w:t>Gestionar proyectos informáticos</w:t>
+            </w:r>
+          </w:p>
+        </w:tc>
+        <w:tc>
+          <w:tcPr>
+            <w:tcW w:w="0" w:type="auto"/>
+            <w:tcBorders>
+              <w:top w:val="single" w:sz="6" w:space="0" w:color="CCCCCC"/>
+              <w:left w:val="single" w:sz="6" w:space="0" w:color="CCCCCC"/>
+              <w:bottom w:val="single" w:sz="6" w:space="0" w:color="CCCCCC"/>
+              <w:right w:val="single" w:sz="6" w:space="0" w:color="CCCCCC"/>
+            </w:tcBorders>
+            <w:tcMar>
+              <w:top w:w="30" w:type="dxa"/>
+              <w:left w:w="45" w:type="dxa"/>
+              <w:bottom w:w="30" w:type="dxa"/>
+              <w:right w:w="45" w:type="dxa"/>
+            </w:tcMar>
+            <w:vAlign w:val="bottom"/>
+            <w:hideMark/>
+          </w:tcPr>
+          <w:p>
+            <w:r>
+              <w:t>Documento de Requerimientos</w:t>
+            </w:r>
+          </w:p>
+        </w:tc>
+        <w:tc>
+          <w:tcPr>
+            <w:tcW w:w="0" w:type="auto"/>
+            <w:tcBorders>
+              <w:top w:val="single" w:sz="6" w:space="0" w:color="CCCCCC"/>
+              <w:left w:val="single" w:sz="6" w:space="0" w:color="CCCCCC"/>
+              <w:bottom w:val="single" w:sz="6" w:space="0" w:color="CCCCCC"/>
+              <w:right w:val="single" w:sz="6" w:space="0" w:color="CCCCCC"/>
+            </w:tcBorders>
+            <w:tcMar>
+              <w:top w:w="30" w:type="dxa"/>
+              <w:left w:w="45" w:type="dxa"/>
+              <w:bottom w:w="30" w:type="dxa"/>
+              <w:right w:w="45" w:type="dxa"/>
+            </w:tcMar>
+            <w:vAlign w:val="bottom"/>
+            <w:hideMark/>
+          </w:tcPr>
+          <w:p>
+            <w:r>
+              <w:t>Levantamiento de requerimientos, diseño de encuestas y validación de modelo SaaS en mercado objetivo.</w:t>
+            </w:r>
+          </w:p>
+        </w:tc>
+        <w:tc>
+          <w:tcPr>
+            <w:tcW w:w="0" w:type="auto"/>
+            <w:tcBorders>
+              <w:top w:val="single" w:sz="6" w:space="0" w:color="CCCCCC"/>
+              <w:left w:val="single" w:sz="6" w:space="0" w:color="CCCCCC"/>
+              <w:bottom w:val="single" w:sz="6" w:space="0" w:color="CCCCCC"/>
+              <w:right w:val="single" w:sz="6" w:space="0" w:color="CCCCCC"/>
+            </w:tcBorders>
+            <w:tcMar>
+              <w:top w:w="30" w:type="dxa"/>
+              <w:left w:w="45" w:type="dxa"/>
+              <w:bottom w:w="30" w:type="dxa"/>
+              <w:right w:w="45" w:type="dxa"/>
+            </w:tcMar>
+            <w:vAlign w:val="bottom"/>
+            <w:hideMark/>
+          </w:tcPr>
+          <w:p>
+            <w:r>
+              <w:t>Herramientas de análisis y encuestas.</w:t>
+            </w:r>
+          </w:p>
+        </w:tc>
+        <w:tc>
+          <w:tcPr>
+            <w:tcW w:w="0" w:type="auto"/>
+            <w:tcBorders>
+              <w:top w:val="single" w:sz="6" w:space="0" w:color="CCCCCC"/>
+              <w:left w:val="single" w:sz="6" w:space="0" w:color="CCCCCC"/>
+              <w:bottom w:val="single" w:sz="6" w:space="0" w:color="CCCCCC"/>
+              <w:right w:val="single" w:sz="6" w:space="0" w:color="CCCCCC"/>
+            </w:tcBorders>
+            <w:tcMar>
+              <w:top w:w="30" w:type="dxa"/>
+              <w:left w:w="45" w:type="dxa"/>
+              <w:bottom w:w="30" w:type="dxa"/>
+              <w:right w:w="45" w:type="dxa"/>
+            </w:tcMar>
+            <w:vAlign w:val="bottom"/>
+            <w:hideMark/>
+          </w:tcPr>
+          <w:p>
+            <w:r>
+              <w:t xml:space="preserve">2 </w:t>
+            </w:r>
+            <w:proofErr w:type="spellStart"/>
+            <w:r>
+              <w:t>Sem</w:t>
+            </w:r>
+            <w:proofErr w:type="spellEnd"/>
+          </w:p>
+        </w:tc>
+        <w:tc>
+          <w:tcPr>
+            <w:tcW w:w="0" w:type="auto"/>
+            <w:tcBorders>
+              <w:top w:val="single" w:sz="6" w:space="0" w:color="CCCCCC"/>
+              <w:left w:val="single" w:sz="6" w:space="0" w:color="CCCCCC"/>
+              <w:bottom w:val="single" w:sz="6" w:space="0" w:color="CCCCCC"/>
+              <w:right w:val="single" w:sz="6" w:space="0" w:color="CCCCCC"/>
+            </w:tcBorders>
+            <w:tcMar>
+              <w:top w:w="30" w:type="dxa"/>
+              <w:left w:w="45" w:type="dxa"/>
+              <w:bottom w:w="30" w:type="dxa"/>
+              <w:right w:w="45" w:type="dxa"/>
+            </w:tcMar>
+            <w:vAlign w:val="bottom"/>
+            <w:hideMark/>
+          </w:tcPr>
+          <w:p>
+            <w:r>
+              <w:t>Equipo Dev</w:t>
+            </w:r>
+          </w:p>
+        </w:tc>
+        <w:tc>
+          <w:tcPr>
+            <w:tcW w:w="0" w:type="auto"/>
+            <w:tcBorders>
+              <w:top w:val="single" w:sz="6" w:space="0" w:color="CCCCCC"/>
+              <w:left w:val="single" w:sz="6" w:space="0" w:color="CCCCCC"/>
+              <w:bottom w:val="single" w:sz="6" w:space="0" w:color="CCCCCC"/>
+              <w:right w:val="single" w:sz="6" w:space="0" w:color="CCCCCC"/>
+            </w:tcBorders>
+            <w:tcMar>
+              <w:top w:w="30" w:type="dxa"/>
+              <w:left w:w="0" w:type="dxa"/>
+              <w:bottom w:w="30" w:type="dxa"/>
+              <w:right w:w="0" w:type="dxa"/>
+            </w:tcMar>
+            <w:vAlign w:val="bottom"/>
+            <w:hideMark/>
+          </w:tcPr>
+          <w:p>
+            <w:r>
+              <w:t>Fase 1: Planificación e Ingeniería (20%).</w:t>
+            </w:r>
+          </w:p>
+        </w:tc>
+      </w:tr>
+      <w:tr>
+        <w:trPr>
+          <w:trHeight w:val="315"/>
+        </w:trPr>
+        <w:tc>
+          <w:tcPr>
+            <w:tcW w:w="0" w:type="auto"/>
+            <w:tcBorders>
+              <w:top w:val="single" w:sz="6" w:space="0" w:color="CCCCCC"/>
+              <w:left w:val="single" w:sz="6" w:space="0" w:color="CCCCCC"/>
+              <w:bottom w:val="single" w:sz="6" w:space="0" w:color="CCCCCC"/>
+              <w:right w:val="single" w:sz="6" w:space="0" w:color="CCCCCC"/>
+            </w:tcBorders>
+            <w:tcMar>
+              <w:top w:w="30" w:type="dxa"/>
+              <w:left w:w="45" w:type="dxa"/>
+              <w:bottom w:w="30" w:type="dxa"/>
+              <w:right w:w="45" w:type="dxa"/>
+            </w:tcMar>
+            <w:vAlign w:val="bottom"/>
+            <w:hideMark/>
+          </w:tcPr>
+          <w:p>
+            <w:r>
+              <w:t>Construir modelos de datos</w:t>
+            </w:r>
+          </w:p>
+        </w:tc>
+        <w:tc>
+          <w:tcPr>
+            <w:tcW w:w="0" w:type="auto"/>
+            <w:tcBorders>
+              <w:top w:val="single" w:sz="6" w:space="0" w:color="CCCCCC"/>
+              <w:left w:val="single" w:sz="6" w:space="0" w:color="CCCCCC"/>
+              <w:bottom w:val="single" w:sz="6" w:space="0" w:color="CCCCCC"/>
+              <w:right w:val="single" w:sz="6" w:space="0" w:color="CCCCCC"/>
+            </w:tcBorders>
+            <w:tcMar>
+              <w:top w:w="30" w:type="dxa"/>
+              <w:left w:w="45" w:type="dxa"/>
+              <w:bottom w:w="30" w:type="dxa"/>
+              <w:right w:w="45" w:type="dxa"/>
+            </w:tcMar>
+            <w:vAlign w:val="bottom"/>
+            <w:hideMark/>
+          </w:tcPr>
+          <w:p>
+            <w:r>
+              <w:t>Diagramas UML / MER</w:t>
+            </w:r>
+          </w:p>
+        </w:tc>
+        <w:tc>
+          <w:tcPr>
+            <w:tcW w:w="0" w:type="auto"/>
+            <w:tcBorders>
+              <w:top w:val="single" w:sz="6" w:space="0" w:color="CCCCCC"/>
+              <w:left w:val="single" w:sz="6" w:space="0" w:color="CCCCCC"/>
+              <w:bottom w:val="single" w:sz="6" w:space="0" w:color="CCCCCC"/>
+              <w:right w:val="single" w:sz="6" w:space="0" w:color="CCCCCC"/>
+            </w:tcBorders>
+            <w:tcMar>
+              <w:top w:w="30" w:type="dxa"/>
+              <w:left w:w="45" w:type="dxa"/>
+              <w:bottom w:w="30" w:type="dxa"/>
+              <w:right w:w="45" w:type="dxa"/>
+            </w:tcMar>
+            <w:vAlign w:val="bottom"/>
+            <w:hideMark/>
+          </w:tcPr>
+          <w:p>
+            <w:r>
+              <w:t>Definición de Stack Tecnológico, diseño de Arquitectura Agnóstica, Modelo Entidad-Relación y Casos de Uso.</w:t>
+            </w:r>
+          </w:p>
+        </w:tc>
+        <w:tc>
+          <w:tcPr>
+            <w:tcW w:w="0" w:type="auto"/>
+            <w:tcBorders>
+              <w:top w:val="single" w:sz="6" w:space="0" w:color="CCCCCC"/>
+              <w:left w:val="single" w:sz="6" w:space="0" w:color="CCCCCC"/>
+              <w:bottom w:val="single" w:sz="6" w:space="0" w:color="CCCCCC"/>
+              <w:right w:val="single" w:sz="6" w:space="0" w:color="CCCCCC"/>
+            </w:tcBorders>
+            <w:tcMar>
+              <w:top w:w="30" w:type="dxa"/>
+              <w:left w:w="45" w:type="dxa"/>
+              <w:bottom w:w="30" w:type="dxa"/>
+              <w:right w:w="45" w:type="dxa"/>
+            </w:tcMar>
+            <w:vAlign w:val="bottom"/>
+            <w:hideMark/>
+          </w:tcPr>
+          <w:p>
+            <w:r>
+              <w:t>Software de modelado de datos.</w:t>
+            </w:r>
+          </w:p>
+        </w:tc>
+        <w:tc>
+          <w:tcPr>
+            <w:tcW w:w="0" w:type="auto"/>
+            <w:tcBorders>
+              <w:top w:val="single" w:sz="6" w:space="0" w:color="CCCCCC"/>
+              <w:left w:val="single" w:sz="6" w:space="0" w:color="CCCCCC"/>
+              <w:bottom w:val="single" w:sz="6" w:space="0" w:color="CCCCCC"/>
+              <w:right w:val="single" w:sz="6" w:space="0" w:color="CCCCCC"/>
+            </w:tcBorders>
+            <w:tcMar>
+              <w:top w:w="30" w:type="dxa"/>
+              <w:left w:w="45" w:type="dxa"/>
+              <w:bottom w:w="30" w:type="dxa"/>
+              <w:right w:w="45" w:type="dxa"/>
+            </w:tcMar>
+            <w:vAlign w:val="bottom"/>
+            <w:hideMark/>
+          </w:tcPr>
+          <w:p>
+            <w:r>
+              <w:t xml:space="preserve">1 </w:t>
+            </w:r>
+            <w:proofErr w:type="spellStart"/>
+            <w:r>
+              <w:t>Sem</w:t>
+            </w:r>
+            <w:proofErr w:type="spellEnd"/>
+          </w:p>
+        </w:tc>
+        <w:tc>
+          <w:tcPr>
+            <w:tcW w:w="0" w:type="auto"/>
+            <w:tcBorders>
+              <w:top w:val="single" w:sz="6" w:space="0" w:color="CCCCCC"/>
+              <w:left w:val="single" w:sz="6" w:space="0" w:color="CCCCCC"/>
+              <w:bottom w:val="single" w:sz="6" w:space="0" w:color="CCCCCC"/>
+              <w:right w:val="single" w:sz="6" w:space="0" w:color="CCCCCC"/>
+            </w:tcBorders>
+            <w:tcMar>
+              <w:top w:w="30" w:type="dxa"/>
+              <w:left w:w="45" w:type="dxa"/>
+              <w:bottom w:w="30" w:type="dxa"/>
+              <w:right w:w="45" w:type="dxa"/>
+            </w:tcMar>
+            <w:vAlign w:val="bottom"/>
+            <w:hideMark/>
+          </w:tcPr>
+          <w:p>
+            <w:r>
+              <w:t>Equipo Dev</w:t>
+            </w:r>
+          </w:p>
+        </w:tc>
+        <w:tc>
+          <w:tcPr>
+            <w:tcW w:w="0" w:type="auto"/>
+            <w:tcBorders>
+              <w:top w:val="single" w:sz="6" w:space="0" w:color="CCCCCC"/>
+              <w:left w:val="single" w:sz="6" w:space="0" w:color="CCCCCC"/>
+              <w:bottom w:val="single" w:sz="6" w:space="0" w:color="CCCCCC"/>
+              <w:right w:val="single" w:sz="6" w:space="0" w:color="CCCCCC"/>
+            </w:tcBorders>
+            <w:tcMar>
+              <w:top w:w="30" w:type="dxa"/>
+              <w:left w:w="0" w:type="dxa"/>
+              <w:bottom w:w="30" w:type="dxa"/>
+              <w:right w:w="0" w:type="dxa"/>
+            </w:tcMar>
+            <w:vAlign w:val="bottom"/>
+            <w:hideMark/>
+          </w:tcPr>
+          <w:p>
+            <w:r>
+              <w:t>Fase 1: Planificación e Ingeniería (20%).</w:t>
+            </w:r>
+          </w:p>
+        </w:tc>
+      </w:tr>
+      <w:tr>
+        <w:trPr>
+          <w:trHeight w:val="315"/>
+        </w:trPr>
+        <w:tc>
+          <w:tcPr>
+            <w:tcW w:w="0" w:type="auto"/>
+            <w:tcBorders>
+              <w:top w:val="single" w:sz="6" w:space="0" w:color="CCCCCC"/>
+              <w:left w:val="single" w:sz="6" w:space="0" w:color="CCCCCC"/>
+              <w:bottom w:val="single" w:sz="6" w:space="0" w:color="CCCCCC"/>
+              <w:right w:val="single" w:sz="6" w:space="0" w:color="CCCCCC"/>
+            </w:tcBorders>
+            <w:tcMar>
+              <w:top w:w="30" w:type="dxa"/>
+              <w:left w:w="45" w:type="dxa"/>
+              <w:bottom w:w="30" w:type="dxa"/>
+              <w:right w:w="45" w:type="dxa"/>
+            </w:tcMar>
+            <w:vAlign w:val="bottom"/>
+            <w:hideMark/>
+          </w:tcPr>
+          <w:p>
+            <w:r>
+              <w:t>Gestionar proyectos informáticos</w:t>
+            </w:r>
+          </w:p>
+        </w:tc>
+        <w:tc>
+          <w:tcPr>
+            <w:tcW w:w="0" w:type="auto"/>
+            <w:tcBorders>
+              <w:top w:val="single" w:sz="6" w:space="0" w:color="CCCCCC"/>
+              <w:left w:val="single" w:sz="6" w:space="0" w:color="CCCCCC"/>
+              <w:bottom w:val="single" w:sz="6" w:space="0" w:color="CCCCCC"/>
+              <w:right w:val="single" w:sz="6" w:space="0" w:color="CCCCCC"/>
+            </w:tcBorders>
+            <w:tcMar>
+              <w:top w:w="30" w:type="dxa"/>
+              <w:left w:w="45" w:type="dxa"/>
+              <w:bottom w:w="30" w:type="dxa"/>
+              <w:right w:w="45" w:type="dxa"/>
+            </w:tcMar>
+            <w:vAlign w:val="bottom"/>
+            <w:hideMark/>
+          </w:tcPr>
+          <w:p>
+            <w:r>
+              <w:t>Informe Fase 1 Finalizado</w:t>
+            </w:r>
+          </w:p>
+        </w:tc>
+        <w:tc>
+          <w:tcPr>
+            <w:tcW w:w="0" w:type="auto"/>
+            <w:tcBorders>
+              <w:top w:val="single" w:sz="6" w:space="0" w:color="CCCCCC"/>
+              <w:left w:val="single" w:sz="6" w:space="0" w:color="CCCCCC"/>
+              <w:bottom w:val="single" w:sz="6" w:space="0" w:color="CCCCCC"/>
+              <w:right w:val="single" w:sz="6" w:space="0" w:color="CCCCCC"/>
+            </w:tcBorders>
+            <w:tcMar>
+              <w:top w:w="30" w:type="dxa"/>
+              <w:left w:w="45" w:type="dxa"/>
+              <w:bottom w:w="30" w:type="dxa"/>
+              <w:right w:w="45" w:type="dxa"/>
+            </w:tcMar>
+            <w:vAlign w:val="bottom"/>
+            <w:hideMark/>
+          </w:tcPr>
+          <w:p>
+            <w:r>
+              <w:t>Estructuración de Carta Gantt, elaboración de Informe de Fase 1 y defensa técnica de planificación ante curso.</w:t>
+            </w:r>
+          </w:p>
+        </w:tc>
+        <w:tc>
+          <w:tcPr>
+            <w:tcW w:w="0" w:type="auto"/>
+            <w:tcBorders>
+              <w:top w:val="single" w:sz="6" w:space="0" w:color="CCCCCC"/>
+              <w:left w:val="single" w:sz="6" w:space="0" w:color="CCCCCC"/>
+              <w:bottom w:val="single" w:sz="6" w:space="0" w:color="CCCCCC"/>
+              <w:right w:val="single" w:sz="6" w:space="0" w:color="CCCCCC"/>
+            </w:tcBorders>
+            <w:tcMar>
+              <w:top w:w="30" w:type="dxa"/>
+              <w:left w:w="45" w:type="dxa"/>
+              <w:bottom w:w="30" w:type="dxa"/>
+              <w:right w:w="45" w:type="dxa"/>
+            </w:tcMar>
+            <w:vAlign w:val="bottom"/>
+            <w:hideMark/>
+          </w:tcPr>
+          <w:p>
+            <w:r>
+              <w:t>Herramientas de ofimática y diagramación.</w:t>
+            </w:r>
+          </w:p>
+        </w:tc>
+        <w:tc>
+          <w:tcPr>
+            <w:tcW w:w="0" w:type="auto"/>
+            <w:tcBorders>
+              <w:top w:val="single" w:sz="6" w:space="0" w:color="CCCCCC"/>
+              <w:left w:val="single" w:sz="6" w:space="0" w:color="CCCCCC"/>
+              <w:bottom w:val="single" w:sz="6" w:space="0" w:color="CCCCCC"/>
+              <w:right w:val="single" w:sz="6" w:space="0" w:color="CCCCCC"/>
+            </w:tcBorders>
+            <w:tcMar>
+              <w:top w:w="30" w:type="dxa"/>
+              <w:left w:w="45" w:type="dxa"/>
+              <w:bottom w:w="30" w:type="dxa"/>
+              <w:right w:w="45" w:type="dxa"/>
+            </w:tcMar>
+            <w:vAlign w:val="bottom"/>
+            <w:hideMark/>
+          </w:tcPr>
+          <w:p>
+            <w:r>
+              <w:t xml:space="preserve">1 </w:t>
+            </w:r>
+            <w:proofErr w:type="spellStart"/>
+            <w:r>
+              <w:t>Sem</w:t>
+            </w:r>
+            <w:proofErr w:type="spellEnd"/>
+          </w:p>
+        </w:tc>
+        <w:tc>
+          <w:tcPr>
+            <w:tcW w:w="0" w:type="auto"/>
+            <w:tcBorders>
+              <w:top w:val="single" w:sz="6" w:space="0" w:color="CCCCCC"/>
+              <w:left w:val="single" w:sz="6" w:space="0" w:color="CCCCCC"/>
+              <w:bottom w:val="single" w:sz="6" w:space="0" w:color="CCCCCC"/>
+              <w:right w:val="single" w:sz="6" w:space="0" w:color="CCCCCC"/>
+            </w:tcBorders>
+            <w:tcMar>
+              <w:top w:w="30" w:type="dxa"/>
+              <w:left w:w="45" w:type="dxa"/>
+              <w:bottom w:w="30" w:type="dxa"/>
+              <w:right w:w="45" w:type="dxa"/>
+            </w:tcMar>
+            <w:vAlign w:val="bottom"/>
+            <w:hideMark/>
+          </w:tcPr>
+          <w:p>
+            <w:r>
+              <w:t>Equipo Dev</w:t>
+            </w:r>
+          </w:p>
+        </w:tc>
+        <w:tc>
+          <w:tcPr>
+            <w:tcW w:w="0" w:type="auto"/>
+            <w:tcBorders>
+              <w:top w:val="single" w:sz="6" w:space="0" w:color="CCCCCC"/>
+              <w:left w:val="single" w:sz="6" w:space="0" w:color="CCCCCC"/>
+              <w:bottom w:val="single" w:sz="6" w:space="0" w:color="CCCCCC"/>
+              <w:right w:val="single" w:sz="6" w:space="0" w:color="CCCCCC"/>
+            </w:tcBorders>
+            <w:tcMar>
+              <w:top w:w="30" w:type="dxa"/>
+              <w:left w:w="0" w:type="dxa"/>
+              <w:bottom w:w="30" w:type="dxa"/>
+              <w:right w:w="0" w:type="dxa"/>
+            </w:tcMar>
+            <w:vAlign w:val="bottom"/>
+            <w:hideMark/>
+          </w:tcPr>
+          <w:p>
+            <w:r>
+              <w:t>Fase 1: Planificación e Ingeniería (20%).</w:t>
+            </w:r>
+          </w:p>
+        </w:tc>
+      </w:tr>
+      <w:tr>
+        <w:trPr>
+          <w:trHeight w:val="315"/>
+        </w:trPr>
+        <w:tc>
+          <w:tcPr>
+            <w:tcW w:w="0" w:type="auto"/>
+            <w:tcBorders>
+              <w:top w:val="single" w:sz="6" w:space="0" w:color="CCCCCC"/>
+              <w:left w:val="single" w:sz="6" w:space="0" w:color="CCCCCC"/>
+              <w:bottom w:val="single" w:sz="6" w:space="0" w:color="CCCCCC"/>
+              <w:right w:val="single" w:sz="6" w:space="0" w:color="CCCCCC"/>
+            </w:tcBorders>
+            <w:tcMar>
+              <w:top w:w="30" w:type="dxa"/>
+              <w:left w:w="45" w:type="dxa"/>
+              <w:bottom w:w="30" w:type="dxa"/>
+              <w:right w:w="45" w:type="dxa"/>
+            </w:tcMar>
+            <w:vAlign w:val="bottom"/>
+            <w:hideMark/>
+          </w:tcPr>
+          <w:p>
+            <w:r>
+              <w:t>Desarrollar solución de software</w:t>
+            </w:r>
+          </w:p>
+        </w:tc>
+        <w:tc>
+          <w:tcPr>
+            <w:tcW w:w="0" w:type="auto"/>
+            <w:tcBorders>
+              <w:top w:val="single" w:sz="6" w:space="0" w:color="CCCCCC"/>
+              <w:left w:val="single" w:sz="6" w:space="0" w:color="CCCCCC"/>
+              <w:bottom w:val="single" w:sz="6" w:space="0" w:color="CCCCCC"/>
+              <w:right w:val="single" w:sz="6" w:space="0" w:color="CCCCCC"/>
+            </w:tcBorders>
+            <w:tcMar>
+              <w:top w:w="30" w:type="dxa"/>
+              <w:left w:w="45" w:type="dxa"/>
+              <w:bottom w:w="30" w:type="dxa"/>
+              <w:right w:w="45" w:type="dxa"/>
+            </w:tcMar>
+            <w:vAlign w:val="bottom"/>
+            <w:hideMark/>
+          </w:tcPr>
+          <w:p>
+            <w:proofErr w:type="spellStart"/>
+            <w:r>
+              <w:t>Backend</w:t>
+            </w:r>
+            <w:proofErr w:type="spellEnd"/>
+            <w:r>
+              <w:t xml:space="preserve"> Funcional (CRUD)</w:t>
+            </w:r>
+          </w:p>
+        </w:tc>
+        <w:tc>
+          <w:tcPr>
+            <w:tcW w:w="0" w:type="auto"/>
+            <w:tcBorders>
+              <w:top w:val="single" w:sz="6" w:space="0" w:color="CCCCCC"/>
+              <w:left w:val="single" w:sz="6" w:space="0" w:color="CCCCCC"/>
+              <w:bottom w:val="single" w:sz="6" w:space="0" w:color="CCCCCC"/>
+              <w:right w:val="single" w:sz="6" w:space="0" w:color="CCCCCC"/>
+            </w:tcBorders>
+            <w:tcMar>
+              <w:top w:w="30" w:type="dxa"/>
+              <w:left w:w="45" w:type="dxa"/>
+              <w:bottom w:w="30" w:type="dxa"/>
+              <w:right w:w="45" w:type="dxa"/>
+            </w:tcMar>
+            <w:vAlign w:val="bottom"/>
+            <w:hideMark/>
+          </w:tcPr>
+          <w:p>
+            <w:r>
+              <w:t xml:space="preserve">Configuración de entornos, levantamiento de Servidor </w:t>
+            </w:r>
+            <w:proofErr w:type="spellStart"/>
+            <w:r>
+              <w:lastRenderedPageBreak/>
+              <w:t>Backend</w:t>
+            </w:r>
+            <w:proofErr w:type="spellEnd"/>
+            <w:r>
+              <w:t xml:space="preserve">, despliegue de Base de Datos y </w:t>
+            </w:r>
+            <w:proofErr w:type="spellStart"/>
+            <w:r>
+              <w:t>Endpoints</w:t>
+            </w:r>
+            <w:proofErr w:type="spellEnd"/>
+            <w:r>
+              <w:t xml:space="preserve"> </w:t>
+            </w:r>
+            <w:proofErr w:type="spellStart"/>
+            <w:r>
+              <w:t>RESTful</w:t>
+            </w:r>
+            <w:proofErr w:type="spellEnd"/>
+            <w:r>
+              <w:t>.</w:t>
+            </w:r>
+          </w:p>
+        </w:tc>
+        <w:tc>
+          <w:tcPr>
+            <w:tcW w:w="0" w:type="auto"/>
+            <w:tcBorders>
+              <w:top w:val="single" w:sz="6" w:space="0" w:color="CCCCCC"/>
+              <w:left w:val="single" w:sz="6" w:space="0" w:color="CCCCCC"/>
+              <w:bottom w:val="single" w:sz="6" w:space="0" w:color="CCCCCC"/>
+              <w:right w:val="single" w:sz="6" w:space="0" w:color="CCCCCC"/>
+            </w:tcBorders>
+            <w:tcMar>
+              <w:top w:w="30" w:type="dxa"/>
+              <w:left w:w="45" w:type="dxa"/>
+              <w:bottom w:w="30" w:type="dxa"/>
+              <w:right w:w="45" w:type="dxa"/>
+            </w:tcMar>
+            <w:vAlign w:val="bottom"/>
+            <w:hideMark/>
+          </w:tcPr>
+          <w:p>
+            <w:r>
+              <w:lastRenderedPageBreak/>
+              <w:t>IDE, Node.js, PostgreSQL.</w:t>
+            </w:r>
+          </w:p>
+        </w:tc>
+        <w:tc>
+          <w:tcPr>
+            <w:tcW w:w="0" w:type="auto"/>
+            <w:tcBorders>
+              <w:top w:val="single" w:sz="6" w:space="0" w:color="CCCCCC"/>
+              <w:left w:val="single" w:sz="6" w:space="0" w:color="CCCCCC"/>
+              <w:bottom w:val="single" w:sz="6" w:space="0" w:color="CCCCCC"/>
+              <w:right w:val="single" w:sz="6" w:space="0" w:color="CCCCCC"/>
+            </w:tcBorders>
+            <w:tcMar>
+              <w:top w:w="30" w:type="dxa"/>
+              <w:left w:w="45" w:type="dxa"/>
+              <w:bottom w:w="30" w:type="dxa"/>
+              <w:right w:w="45" w:type="dxa"/>
+            </w:tcMar>
+            <w:vAlign w:val="bottom"/>
+            <w:hideMark/>
+          </w:tcPr>
+          <w:p>
+            <w:r>
+              <w:t xml:space="preserve">2 </w:t>
+            </w:r>
+            <w:proofErr w:type="spellStart"/>
+            <w:r>
+              <w:t>Sem</w:t>
+            </w:r>
+            <w:proofErr w:type="spellEnd"/>
+          </w:p>
+        </w:tc>
+        <w:tc>
+          <w:tcPr>
+            <w:tcW w:w="0" w:type="auto"/>
+            <w:tcBorders>
+              <w:top w:val="single" w:sz="6" w:space="0" w:color="CCCCCC"/>
+              <w:left w:val="single" w:sz="6" w:space="0" w:color="CCCCCC"/>
+              <w:bottom w:val="single" w:sz="6" w:space="0" w:color="CCCCCC"/>
+              <w:right w:val="single" w:sz="6" w:space="0" w:color="CCCCCC"/>
+            </w:tcBorders>
+            <w:tcMar>
+              <w:top w:w="30" w:type="dxa"/>
+              <w:left w:w="45" w:type="dxa"/>
+              <w:bottom w:w="30" w:type="dxa"/>
+              <w:right w:w="45" w:type="dxa"/>
+            </w:tcMar>
+            <w:vAlign w:val="bottom"/>
+            <w:hideMark/>
+          </w:tcPr>
+          <w:p>
+            <w:r>
+              <w:t>Equipo Dev</w:t>
+            </w:r>
+          </w:p>
+        </w:tc>
+        <w:tc>
+          <w:tcPr>
+            <w:tcW w:w="0" w:type="auto"/>
+            <w:tcBorders>
+              <w:top w:val="single" w:sz="6" w:space="0" w:color="CCCCCC"/>
+              <w:left w:val="single" w:sz="6" w:space="0" w:color="CCCCCC"/>
+              <w:bottom w:val="single" w:sz="6" w:space="0" w:color="CCCCCC"/>
+              <w:right w:val="single" w:sz="6" w:space="0" w:color="CCCCCC"/>
+            </w:tcBorders>
+            <w:tcMar>
+              <w:top w:w="30" w:type="dxa"/>
+              <w:left w:w="0" w:type="dxa"/>
+              <w:bottom w:w="30" w:type="dxa"/>
+              <w:right w:w="0" w:type="dxa"/>
+            </w:tcMar>
+            <w:vAlign w:val="bottom"/>
+            <w:hideMark/>
+          </w:tcPr>
+          <w:p>
+            <w:r>
+              <w:t xml:space="preserve">Fase 2: Desarrollo Core y </w:t>
+            </w:r>
+            <w:r>
+              <w:lastRenderedPageBreak/>
+              <w:t>Orquestación IA (50%).</w:t>
+            </w:r>
+          </w:p>
+        </w:tc>
+      </w:tr>
+      <w:tr>
+        <w:trPr>
+          <w:trHeight w:val="315"/>
+        </w:trPr>
+        <w:tc>
+          <w:tcPr>
+            <w:tcW w:w="0" w:type="auto"/>
+            <w:tcBorders>
+              <w:top w:val="single" w:sz="6" w:space="0" w:color="CCCCCC"/>
+              <w:left w:val="single" w:sz="6" w:space="0" w:color="CCCCCC"/>
+              <w:bottom w:val="single" w:sz="6" w:space="0" w:color="CCCCCC"/>
+              <w:right w:val="single" w:sz="6" w:space="0" w:color="CCCCCC"/>
+            </w:tcBorders>
+            <w:tcMar>
+              <w:top w:w="30" w:type="dxa"/>
+              <w:left w:w="45" w:type="dxa"/>
+              <w:bottom w:w="30" w:type="dxa"/>
+              <w:right w:w="45" w:type="dxa"/>
+            </w:tcMar>
+            <w:vAlign w:val="bottom"/>
+            <w:hideMark/>
+          </w:tcPr>
+          <w:p>
+            <w:r>
+              <w:lastRenderedPageBreak/>
+              <w:t>Desarrollar solución de software</w:t>
+            </w:r>
+          </w:p>
+        </w:tc>
+        <w:tc>
+          <w:tcPr>
+            <w:tcW w:w="0" w:type="auto"/>
+            <w:tcBorders>
+              <w:top w:val="single" w:sz="6" w:space="0" w:color="CCCCCC"/>
+              <w:left w:val="single" w:sz="6" w:space="0" w:color="CCCCCC"/>
+              <w:bottom w:val="single" w:sz="6" w:space="0" w:color="CCCCCC"/>
+              <w:right w:val="single" w:sz="6" w:space="0" w:color="CCCCCC"/>
+            </w:tcBorders>
+            <w:tcMar>
+              <w:top w:w="30" w:type="dxa"/>
+              <w:left w:w="45" w:type="dxa"/>
+              <w:bottom w:w="30" w:type="dxa"/>
+              <w:right w:w="45" w:type="dxa"/>
+            </w:tcMar>
+            <w:vAlign w:val="bottom"/>
+            <w:hideMark/>
+          </w:tcPr>
+          <w:p>
+            <w:r>
+              <w:t>Módulo de Visión IA</w:t>
+            </w:r>
+          </w:p>
+        </w:tc>
+        <w:tc>
+          <w:tcPr>
+            <w:tcW w:w="0" w:type="auto"/>
+            <w:tcBorders>
+              <w:top w:val="single" w:sz="6" w:space="0" w:color="CCCCCC"/>
+              <w:left w:val="single" w:sz="6" w:space="0" w:color="CCCCCC"/>
+              <w:bottom w:val="single" w:sz="6" w:space="0" w:color="CCCCCC"/>
+              <w:right w:val="single" w:sz="6" w:space="0" w:color="CCCCCC"/>
+            </w:tcBorders>
+            <w:tcMar>
+              <w:top w:w="30" w:type="dxa"/>
+              <w:left w:w="45" w:type="dxa"/>
+              <w:bottom w:w="30" w:type="dxa"/>
+              <w:right w:w="45" w:type="dxa"/>
+            </w:tcMar>
+            <w:vAlign w:val="bottom"/>
+            <w:hideMark/>
+          </w:tcPr>
+          <w:p>
+            <w:r>
+              <w:t xml:space="preserve">Integración API </w:t>
+            </w:r>
+            <w:proofErr w:type="spellStart"/>
+            <w:r>
+              <w:t>Anthropic</w:t>
+            </w:r>
+            <w:proofErr w:type="spellEnd"/>
+            <w:r>
+              <w:t xml:space="preserve"> Claude: Implementación OCR para lectura de imágenes (Base64) a formato JSON y guardado.</w:t>
+            </w:r>
+          </w:p>
+        </w:tc>
+        <w:tc>
+          <w:tcPr>
+            <w:tcW w:w="0" w:type="auto"/>
+            <w:tcBorders>
+              <w:top w:val="single" w:sz="6" w:space="0" w:color="CCCCCC"/>
+              <w:left w:val="single" w:sz="6" w:space="0" w:color="CCCCCC"/>
+              <w:bottom w:val="single" w:sz="6" w:space="0" w:color="CCCCCC"/>
+              <w:right w:val="single" w:sz="6" w:space="0" w:color="CCCCCC"/>
+            </w:tcBorders>
+            <w:tcMar>
+              <w:top w:w="30" w:type="dxa"/>
+              <w:left w:w="45" w:type="dxa"/>
+              <w:bottom w:w="30" w:type="dxa"/>
+              <w:right w:w="45" w:type="dxa"/>
+            </w:tcMar>
+            <w:vAlign w:val="bottom"/>
+            <w:hideMark/>
+          </w:tcPr>
+          <w:p>
+            <w:r>
+              <w:t xml:space="preserve">API de </w:t>
+            </w:r>
+            <w:proofErr w:type="spellStart"/>
+            <w:r>
+              <w:t>Anthropic</w:t>
+            </w:r>
+            <w:proofErr w:type="spellEnd"/>
+            <w:r>
+              <w:t xml:space="preserve"> (Claude).</w:t>
+            </w:r>
+          </w:p>
+        </w:tc>
+        <w:tc>
+          <w:tcPr>
+            <w:tcW w:w="0" w:type="auto"/>
+            <w:tcBorders>
+              <w:top w:val="single" w:sz="6" w:space="0" w:color="CCCCCC"/>
+              <w:left w:val="single" w:sz="6" w:space="0" w:color="CCCCCC"/>
+              <w:bottom w:val="single" w:sz="6" w:space="0" w:color="CCCCCC"/>
+              <w:right w:val="single" w:sz="6" w:space="0" w:color="CCCCCC"/>
+            </w:tcBorders>
+            <w:tcMar>
+              <w:top w:w="30" w:type="dxa"/>
+              <w:left w:w="45" w:type="dxa"/>
+              <w:bottom w:w="30" w:type="dxa"/>
+              <w:right w:w="45" w:type="dxa"/>
+            </w:tcMar>
+            <w:vAlign w:val="bottom"/>
+            <w:hideMark/>
+          </w:tcPr>
+          <w:p>
+            <w:r>
+              <w:t xml:space="preserve">2 </w:t>
+            </w:r>
+            <w:proofErr w:type="spellStart"/>
+            <w:r>
+              <w:t>Sem</w:t>
+            </w:r>
+            <w:proofErr w:type="spellEnd"/>
+          </w:p>
+        </w:tc>
+        <w:tc>
+          <w:tcPr>
+            <w:tcW w:w="0" w:type="auto"/>
+            <w:tcBorders>
+              <w:top w:val="single" w:sz="6" w:space="0" w:color="CCCCCC"/>
+              <w:left w:val="single" w:sz="6" w:space="0" w:color="CCCCCC"/>
+              <w:bottom w:val="single" w:sz="6" w:space="0" w:color="CCCCCC"/>
+              <w:right w:val="single" w:sz="6" w:space="0" w:color="CCCCCC"/>
+            </w:tcBorders>
+            <w:tcMar>
+              <w:top w:w="30" w:type="dxa"/>
+              <w:left w:w="45" w:type="dxa"/>
+              <w:bottom w:w="30" w:type="dxa"/>
+              <w:right w:w="45" w:type="dxa"/>
+            </w:tcMar>
+            <w:vAlign w:val="bottom"/>
+            <w:hideMark/>
+          </w:tcPr>
+          <w:p>
+            <w:r>
+              <w:t>Equipo Dev</w:t>
+            </w:r>
+          </w:p>
+        </w:tc>
+        <w:tc>
+          <w:tcPr>
+            <w:tcW w:w="0" w:type="auto"/>
+            <w:tcBorders>
+              <w:top w:val="single" w:sz="6" w:space="0" w:color="CCCCCC"/>
+              <w:left w:val="single" w:sz="6" w:space="0" w:color="CCCCCC"/>
+              <w:bottom w:val="single" w:sz="6" w:space="0" w:color="CCCCCC"/>
+              <w:right w:val="single" w:sz="6" w:space="0" w:color="CCCCCC"/>
+            </w:tcBorders>
+            <w:tcMar>
+              <w:top w:w="30" w:type="dxa"/>
+              <w:left w:w="0" w:type="dxa"/>
+              <w:bottom w:w="30" w:type="dxa"/>
+              <w:right w:w="0" w:type="dxa"/>
+            </w:tcMar>
+            <w:vAlign w:val="bottom"/>
+            <w:hideMark/>
+          </w:tcPr>
+          <w:p>
+            <w:r>
+              <w:t>Fase 2: Desarrollo Core y Orquestación IA (50%).</w:t>
+            </w:r>
+          </w:p>
+        </w:tc>
+      </w:tr>
+      <w:tr>
+        <w:trPr>
+          <w:trHeight w:val="315"/>
+        </w:trPr>
+        <w:tc>
+          <w:tcPr>
+            <w:tcW w:w="0" w:type="auto"/>
+            <w:tcBorders>
+              <w:top w:val="single" w:sz="6" w:space="0" w:color="CCCCCC"/>
+              <w:left w:val="single" w:sz="6" w:space="0" w:color="CCCCCC"/>
+              <w:bottom w:val="single" w:sz="6" w:space="0" w:color="CCCCCC"/>
+              <w:right w:val="single" w:sz="6" w:space="0" w:color="CCCCCC"/>
+            </w:tcBorders>
+            <w:tcMar>
+              <w:top w:w="30" w:type="dxa"/>
+              <w:left w:w="45" w:type="dxa"/>
+              <w:bottom w:w="30" w:type="dxa"/>
+              <w:right w:w="45" w:type="dxa"/>
+            </w:tcMar>
+            <w:vAlign w:val="bottom"/>
+            <w:hideMark/>
+          </w:tcPr>
+          <w:p>
+            <w:r>
+              <w:t>Desarrollar solución de software</w:t>
+            </w:r>
+          </w:p>
+        </w:tc>
+        <w:tc>
+          <w:tcPr>
+            <w:tcW w:w="0" w:type="auto"/>
+            <w:tcBorders>
+              <w:top w:val="single" w:sz="6" w:space="0" w:color="CCCCCC"/>
+              <w:left w:val="single" w:sz="6" w:space="0" w:color="CCCCCC"/>
+              <w:bottom w:val="single" w:sz="6" w:space="0" w:color="CCCCCC"/>
+              <w:right w:val="single" w:sz="6" w:space="0" w:color="CCCCCC"/>
+            </w:tcBorders>
+            <w:tcMar>
+              <w:top w:w="30" w:type="dxa"/>
+              <w:left w:w="45" w:type="dxa"/>
+              <w:bottom w:w="30" w:type="dxa"/>
+              <w:right w:w="45" w:type="dxa"/>
+            </w:tcMar>
+            <w:vAlign w:val="bottom"/>
+            <w:hideMark/>
+          </w:tcPr>
+          <w:p>
+            <w:r>
+              <w:t xml:space="preserve">Integración de Pasarelas de Pago y Módulo </w:t>
+            </w:r>
+            <w:proofErr w:type="spellStart"/>
+            <w:r>
+              <w:t>Trending</w:t>
+            </w:r>
+            <w:proofErr w:type="spellEnd"/>
+          </w:p>
+        </w:tc>
+        <w:tc>
+          <w:tcPr>
+            <w:tcW w:w="0" w:type="auto"/>
+            <w:tcBorders>
+              <w:top w:val="single" w:sz="6" w:space="0" w:color="CCCCCC"/>
+              <w:left w:val="single" w:sz="6" w:space="0" w:color="CCCCCC"/>
+              <w:bottom w:val="single" w:sz="6" w:space="0" w:color="CCCCCC"/>
+              <w:right w:val="single" w:sz="6" w:space="0" w:color="CCCCCC"/>
+            </w:tcBorders>
+            <w:tcMar>
+              <w:top w:w="30" w:type="dxa"/>
+              <w:left w:w="45" w:type="dxa"/>
+              <w:bottom w:w="30" w:type="dxa"/>
+              <w:right w:w="45" w:type="dxa"/>
+            </w:tcMar>
+            <w:vAlign w:val="bottom"/>
+            <w:hideMark/>
+          </w:tcPr>
+          <w:p>
+            <w:r>
+              <w:t xml:space="preserve">Conexión con pasarelas de pago del mercado chileno (Transbank, Mercado Pago, </w:t>
+            </w:r>
+            <w:proofErr w:type="spellStart"/>
+            <w:r>
+              <w:t>SumUp</w:t>
+            </w:r>
+            <w:proofErr w:type="spellEnd"/>
+            <w:r>
+              <w:t xml:space="preserve">) en sus ambientes </w:t>
+            </w:r>
+            <w:proofErr w:type="spellStart"/>
+            <w:r>
+              <w:t>sandbox</w:t>
+            </w:r>
+            <w:proofErr w:type="spellEnd"/>
+            <w:r>
+              <w:t xml:space="preserve">, actualizando venta y stock automáticamente; desarrollo del módulo de productos </w:t>
+            </w:r>
+            <w:proofErr w:type="spellStart"/>
+            <w:r>
+              <w:t>trending</w:t>
+            </w:r>
+            <w:proofErr w:type="spellEnd"/>
+            <w:r>
+              <w:t xml:space="preserve"> vía </w:t>
+            </w:r>
+            <w:proofErr w:type="spellStart"/>
+            <w:r>
+              <w:t>APIs</w:t>
+            </w:r>
+            <w:proofErr w:type="spellEnd"/>
+            <w:r>
+              <w:t xml:space="preserve"> públicas (Mercado Libre, </w:t>
+            </w:r>
+            <w:proofErr w:type="spellStart"/>
+            <w:r>
+              <w:t>AliExpress</w:t>
+            </w:r>
+            <w:proofErr w:type="spellEnd"/>
+            <w:r>
+              <w:t>).</w:t>
+            </w:r>
+          </w:p>
+        </w:tc>
+        <w:tc>
+          <w:tcPr>
+            <w:tcW w:w="0" w:type="auto"/>
+            <w:tcBorders>
+              <w:top w:val="single" w:sz="6" w:space="0" w:color="CCCCCC"/>
+              <w:left w:val="single" w:sz="6" w:space="0" w:color="CCCCCC"/>
+              <w:bottom w:val="single" w:sz="6" w:space="0" w:color="CCCCCC"/>
+              <w:right w:val="single" w:sz="6" w:space="0" w:color="CCCCCC"/>
+            </w:tcBorders>
+            <w:tcMar>
+              <w:top w:w="30" w:type="dxa"/>
+              <w:left w:w="45" w:type="dxa"/>
+              <w:bottom w:w="30" w:type="dxa"/>
+              <w:right w:w="45" w:type="dxa"/>
+            </w:tcMar>
+            <w:vAlign w:val="bottom"/>
+            <w:hideMark/>
+          </w:tcPr>
+          <w:p>
+            <w:proofErr w:type="spellStart"/>
+            <w:r>
+              <w:t>SDKs</w:t>
+            </w:r>
+            <w:proofErr w:type="spellEnd"/>
+            <w:r>
+              <w:t>/</w:t>
+            </w:r>
+            <w:proofErr w:type="spellStart"/>
+            <w:r>
+              <w:t>APIs</w:t>
+            </w:r>
+            <w:proofErr w:type="spellEnd"/>
+            <w:r>
+              <w:t xml:space="preserve"> Transbank, Mercado Pago, </w:t>
+            </w:r>
+            <w:proofErr w:type="spellStart"/>
+            <w:r>
+              <w:t>SumUp</w:t>
+            </w:r>
+            <w:proofErr w:type="spellEnd"/>
+            <w:r>
+              <w:t xml:space="preserve">; </w:t>
+            </w:r>
+            <w:proofErr w:type="spellStart"/>
+            <w:r>
+              <w:t>APIs</w:t>
+            </w:r>
+            <w:proofErr w:type="spellEnd"/>
+            <w:r>
+              <w:t xml:space="preserve"> públicas Mercado Libre y </w:t>
+            </w:r>
+            <w:proofErr w:type="spellStart"/>
+            <w:r>
+              <w:t>AliExpress</w:t>
+            </w:r>
+            <w:proofErr w:type="spellEnd"/>
+            <w:r>
+              <w:t>.</w:t>
+            </w:r>
+          </w:p>
+        </w:tc>
+        <w:tc>
+          <w:tcPr>
+            <w:tcW w:w="0" w:type="auto"/>
+            <w:tcBorders>
+              <w:top w:val="single" w:sz="6" w:space="0" w:color="CCCCCC"/>
+              <w:left w:val="single" w:sz="6" w:space="0" w:color="CCCCCC"/>
+              <w:bottom w:val="single" w:sz="6" w:space="0" w:color="CCCCCC"/>
+              <w:right w:val="single" w:sz="6" w:space="0" w:color="CCCCCC"/>
+            </w:tcBorders>
+            <w:tcMar>
+              <w:top w:w="30" w:type="dxa"/>
+              <w:left w:w="45" w:type="dxa"/>
+              <w:bottom w:w="30" w:type="dxa"/>
+              <w:right w:w="45" w:type="dxa"/>
+            </w:tcMar>
+            <w:vAlign w:val="bottom"/>
+            <w:hideMark/>
+          </w:tcPr>
+          <w:p>
+            <w:r>
+              <w:t xml:space="preserve">1 </w:t>
+            </w:r>
+            <w:proofErr w:type="spellStart"/>
+            <w:r>
+              <w:t>Sem</w:t>
+            </w:r>
+            <w:proofErr w:type="spellEnd"/>
+          </w:p>
+        </w:tc>
+        <w:tc>
+          <w:tcPr>
+            <w:tcW w:w="0" w:type="auto"/>
+            <w:tcBorders>
+              <w:top w:val="single" w:sz="6" w:space="0" w:color="CCCCCC"/>
+              <w:left w:val="single" w:sz="6" w:space="0" w:color="CCCCCC"/>
+              <w:bottom w:val="single" w:sz="6" w:space="0" w:color="CCCCCC"/>
+              <w:right w:val="single" w:sz="6" w:space="0" w:color="CCCCCC"/>
+            </w:tcBorders>
+            <w:tcMar>
+              <w:top w:w="30" w:type="dxa"/>
+              <w:left w:w="45" w:type="dxa"/>
+              <w:bottom w:w="30" w:type="dxa"/>
+              <w:right w:w="45" w:type="dxa"/>
+            </w:tcMar>
+            <w:vAlign w:val="bottom"/>
+            <w:hideMark/>
+          </w:tcPr>
+          <w:p>
+            <w:r>
+              <w:t>Equipo Dev</w:t>
+            </w:r>
+          </w:p>
+        </w:tc>
+        <w:tc>
+          <w:tcPr>
+            <w:tcW w:w="0" w:type="auto"/>
+            <w:tcBorders>
+              <w:top w:val="single" w:sz="6" w:space="0" w:color="CCCCCC"/>
+              <w:left w:val="single" w:sz="6" w:space="0" w:color="CCCCCC"/>
+              <w:bottom w:val="single" w:sz="6" w:space="0" w:color="CCCCCC"/>
+              <w:right w:val="single" w:sz="6" w:space="0" w:color="CCCCCC"/>
+            </w:tcBorders>
+            <w:tcMar>
+              <w:top w:w="30" w:type="dxa"/>
+              <w:left w:w="0" w:type="dxa"/>
+              <w:bottom w:w="30" w:type="dxa"/>
+              <w:right w:w="0" w:type="dxa"/>
+            </w:tcMar>
+            <w:vAlign w:val="bottom"/>
+            <w:hideMark/>
+          </w:tcPr>
+          <w:p>
+            <w:r>
+              <w:t>Fase 2: Desarrollo Core y Orquestación IA (50%).</w:t>
+            </w:r>
+          </w:p>
+        </w:tc>
+      </w:tr>
+      <w:tr>
+        <w:trPr>
+          <w:trHeight w:val="315"/>
+        </w:trPr>
+        <w:tc>
+          <w:tcPr>
+            <w:tcW w:w="0" w:type="auto"/>
+            <w:tcBorders>
+              <w:top w:val="single" w:sz="6" w:space="0" w:color="CCCCCC"/>
+              <w:left w:val="single" w:sz="6" w:space="0" w:color="CCCCCC"/>
+              <w:bottom w:val="single" w:sz="6" w:space="0" w:color="CCCCCC"/>
+              <w:right w:val="single" w:sz="6" w:space="0" w:color="CCCCCC"/>
+            </w:tcBorders>
+            <w:tcMar>
+              <w:top w:w="30" w:type="dxa"/>
+              <w:left w:w="45" w:type="dxa"/>
+              <w:bottom w:w="30" w:type="dxa"/>
+              <w:right w:w="45" w:type="dxa"/>
+            </w:tcMar>
+            <w:vAlign w:val="bottom"/>
+            <w:hideMark/>
+          </w:tcPr>
+          <w:p>
+            <w:r>
+              <w:t>Desarrollar solución de software</w:t>
+            </w:r>
+          </w:p>
+        </w:tc>
+        <w:tc>
+          <w:tcPr>
+            <w:tcW w:w="0" w:type="auto"/>
+            <w:tcBorders>
+              <w:top w:val="single" w:sz="6" w:space="0" w:color="CCCCCC"/>
+              <w:left w:val="single" w:sz="6" w:space="0" w:color="CCCCCC"/>
+              <w:bottom w:val="single" w:sz="6" w:space="0" w:color="CCCCCC"/>
+              <w:right w:val="single" w:sz="6" w:space="0" w:color="CCCCCC"/>
+            </w:tcBorders>
+            <w:tcMar>
+              <w:top w:w="30" w:type="dxa"/>
+              <w:left w:w="45" w:type="dxa"/>
+              <w:bottom w:w="30" w:type="dxa"/>
+              <w:right w:w="45" w:type="dxa"/>
+            </w:tcMar>
+            <w:vAlign w:val="bottom"/>
+            <w:hideMark/>
+          </w:tcPr>
+          <w:p>
+            <w:proofErr w:type="spellStart"/>
+            <w:r>
+              <w:t>Frontend</w:t>
+            </w:r>
+            <w:proofErr w:type="spellEnd"/>
+            <w:r>
+              <w:t xml:space="preserve"> MVP + Informe Avance</w:t>
+            </w:r>
+          </w:p>
+        </w:tc>
+        <w:tc>
+          <w:tcPr>
+            <w:tcW w:w="0" w:type="auto"/>
+            <w:tcBorders>
+              <w:top w:val="single" w:sz="6" w:space="0" w:color="CCCCCC"/>
+              <w:left w:val="single" w:sz="6" w:space="0" w:color="CCCCCC"/>
+              <w:bottom w:val="single" w:sz="6" w:space="0" w:color="CCCCCC"/>
+              <w:right w:val="single" w:sz="6" w:space="0" w:color="CCCCCC"/>
+            </w:tcBorders>
+            <w:tcMar>
+              <w:top w:w="30" w:type="dxa"/>
+              <w:left w:w="45" w:type="dxa"/>
+              <w:bottom w:w="30" w:type="dxa"/>
+              <w:right w:w="45" w:type="dxa"/>
+            </w:tcMar>
+            <w:vAlign w:val="bottom"/>
+            <w:hideMark/>
+          </w:tcPr>
+          <w:p>
+            <w:r>
+              <w:t xml:space="preserve">Desarrollo </w:t>
+            </w:r>
+            <w:proofErr w:type="spellStart"/>
+            <w:r>
+              <w:t>Frontend</w:t>
+            </w:r>
+            <w:proofErr w:type="spellEnd"/>
+            <w:r>
+              <w:t xml:space="preserve"> responsivo (</w:t>
+            </w:r>
+            <w:proofErr w:type="spellStart"/>
+            <w:r>
+              <w:t>React</w:t>
+            </w:r>
+            <w:proofErr w:type="spellEnd"/>
+            <w:r>
+              <w:t xml:space="preserve"> + MUI), integración de </w:t>
+            </w:r>
+            <w:proofErr w:type="spellStart"/>
+            <w:r>
+              <w:t>Dashboard</w:t>
+            </w:r>
+            <w:proofErr w:type="spellEnd"/>
+            <w:r>
+              <w:t xml:space="preserve">, </w:t>
+            </w:r>
+            <w:proofErr w:type="spellStart"/>
+            <w:r>
+              <w:t>DataGrid</w:t>
+            </w:r>
+            <w:proofErr w:type="spellEnd"/>
+            <w:r>
+              <w:t xml:space="preserve"> y </w:t>
+            </w:r>
+            <w:r>
+              <w:lastRenderedPageBreak/>
+              <w:t>entrega Informe de Avance.</w:t>
+            </w:r>
+          </w:p>
+        </w:tc>
+        <w:tc>
+          <w:tcPr>
+            <w:tcW w:w="0" w:type="auto"/>
+            <w:tcBorders>
+              <w:top w:val="single" w:sz="6" w:space="0" w:color="CCCCCC"/>
+              <w:left w:val="single" w:sz="6" w:space="0" w:color="CCCCCC"/>
+              <w:bottom w:val="single" w:sz="6" w:space="0" w:color="CCCCCC"/>
+              <w:right w:val="single" w:sz="6" w:space="0" w:color="CCCCCC"/>
+            </w:tcBorders>
+            <w:tcMar>
+              <w:top w:w="30" w:type="dxa"/>
+              <w:left w:w="45" w:type="dxa"/>
+              <w:bottom w:w="30" w:type="dxa"/>
+              <w:right w:w="45" w:type="dxa"/>
+            </w:tcMar>
+            <w:vAlign w:val="bottom"/>
+            <w:hideMark/>
+          </w:tcPr>
+          <w:p>
+            <w:proofErr w:type="spellStart"/>
+            <w:r>
+              <w:lastRenderedPageBreak/>
+              <w:t>React</w:t>
+            </w:r>
+            <w:proofErr w:type="spellEnd"/>
+            <w:r>
+              <w:t>, Material UI (MUI).</w:t>
+            </w:r>
+          </w:p>
+        </w:tc>
+        <w:tc>
+          <w:tcPr>
+            <w:tcW w:w="0" w:type="auto"/>
+            <w:tcBorders>
+              <w:top w:val="single" w:sz="6" w:space="0" w:color="CCCCCC"/>
+              <w:left w:val="single" w:sz="6" w:space="0" w:color="CCCCCC"/>
+              <w:bottom w:val="single" w:sz="6" w:space="0" w:color="CCCCCC"/>
+              <w:right w:val="single" w:sz="6" w:space="0" w:color="CCCCCC"/>
+            </w:tcBorders>
+            <w:tcMar>
+              <w:top w:w="30" w:type="dxa"/>
+              <w:left w:w="45" w:type="dxa"/>
+              <w:bottom w:w="30" w:type="dxa"/>
+              <w:right w:w="45" w:type="dxa"/>
+            </w:tcMar>
+            <w:vAlign w:val="bottom"/>
+            <w:hideMark/>
+          </w:tcPr>
+          <w:p>
+            <w:r>
+              <w:t xml:space="preserve">2 </w:t>
+            </w:r>
+            <w:proofErr w:type="spellStart"/>
+            <w:r>
+              <w:t>Sem</w:t>
+            </w:r>
+            <w:proofErr w:type="spellEnd"/>
+          </w:p>
+        </w:tc>
+        <w:tc>
+          <w:tcPr>
+            <w:tcW w:w="0" w:type="auto"/>
+            <w:tcBorders>
+              <w:top w:val="single" w:sz="6" w:space="0" w:color="CCCCCC"/>
+              <w:left w:val="single" w:sz="6" w:space="0" w:color="CCCCCC"/>
+              <w:bottom w:val="single" w:sz="6" w:space="0" w:color="CCCCCC"/>
+              <w:right w:val="single" w:sz="6" w:space="0" w:color="CCCCCC"/>
+            </w:tcBorders>
+            <w:tcMar>
+              <w:top w:w="30" w:type="dxa"/>
+              <w:left w:w="45" w:type="dxa"/>
+              <w:bottom w:w="30" w:type="dxa"/>
+              <w:right w:w="45" w:type="dxa"/>
+            </w:tcMar>
+            <w:vAlign w:val="bottom"/>
+            <w:hideMark/>
+          </w:tcPr>
+          <w:p>
+            <w:r>
+              <w:t>Equipo Dev</w:t>
+            </w:r>
+          </w:p>
+        </w:tc>
+        <w:tc>
+          <w:tcPr>
+            <w:tcW w:w="0" w:type="auto"/>
+            <w:tcBorders>
+              <w:top w:val="single" w:sz="6" w:space="0" w:color="CCCCCC"/>
+              <w:left w:val="single" w:sz="6" w:space="0" w:color="CCCCCC"/>
+              <w:bottom w:val="single" w:sz="6" w:space="0" w:color="CCCCCC"/>
+              <w:right w:val="single" w:sz="6" w:space="0" w:color="CCCCCC"/>
+            </w:tcBorders>
+            <w:tcMar>
+              <w:top w:w="30" w:type="dxa"/>
+              <w:left w:w="0" w:type="dxa"/>
+              <w:bottom w:w="30" w:type="dxa"/>
+              <w:right w:w="0" w:type="dxa"/>
+            </w:tcMar>
+            <w:vAlign w:val="bottom"/>
+            <w:hideMark/>
+          </w:tcPr>
+          <w:p>
+            <w:r>
+              <w:t>Fase 2: Desarrollo Core y Orquestación IA (50%).</w:t>
+            </w:r>
+          </w:p>
+        </w:tc>
+      </w:tr>
+      <w:tr>
+        <w:trPr>
+          <w:trHeight w:val="315"/>
+        </w:trPr>
+        <w:tc>
+          <w:tcPr>
+            <w:tcW w:w="0" w:type="auto"/>
+            <w:tcBorders>
+              <w:top w:val="single" w:sz="6" w:space="0" w:color="CCCCCC"/>
+              <w:left w:val="single" w:sz="6" w:space="0" w:color="CCCCCC"/>
+              <w:bottom w:val="single" w:sz="6" w:space="0" w:color="CCCCCC"/>
+              <w:right w:val="single" w:sz="6" w:space="0" w:color="CCCCCC"/>
+            </w:tcBorders>
+            <w:tcMar>
+              <w:top w:w="30" w:type="dxa"/>
+              <w:left w:w="45" w:type="dxa"/>
+              <w:bottom w:w="30" w:type="dxa"/>
+              <w:right w:w="45" w:type="dxa"/>
+            </w:tcMar>
+            <w:vAlign w:val="bottom"/>
+            <w:hideMark/>
+          </w:tcPr>
+          <w:p>
+            <w:r>
+              <w:t>Desarrollar solución de software</w:t>
+            </w:r>
+          </w:p>
+        </w:tc>
+        <w:tc>
+          <w:tcPr>
+            <w:tcW w:w="0" w:type="auto"/>
+            <w:tcBorders>
+              <w:top w:val="single" w:sz="6" w:space="0" w:color="CCCCCC"/>
+              <w:left w:val="single" w:sz="6" w:space="0" w:color="CCCCCC"/>
+              <w:bottom w:val="single" w:sz="6" w:space="0" w:color="CCCCCC"/>
+              <w:right w:val="single" w:sz="6" w:space="0" w:color="CCCCCC"/>
+            </w:tcBorders>
+            <w:tcMar>
+              <w:top w:w="30" w:type="dxa"/>
+              <w:left w:w="45" w:type="dxa"/>
+              <w:bottom w:w="30" w:type="dxa"/>
+              <w:right w:w="45" w:type="dxa"/>
+            </w:tcMar>
+            <w:vAlign w:val="bottom"/>
+            <w:hideMark/>
+          </w:tcPr>
+          <w:p>
+            <w:r>
+              <w:t>Motor de Contexto Evaluado</w:t>
+            </w:r>
+          </w:p>
+        </w:tc>
+        <w:tc>
+          <w:tcPr>
+            <w:tcW w:w="0" w:type="auto"/>
+            <w:tcBorders>
+              <w:top w:val="single" w:sz="6" w:space="0" w:color="CCCCCC"/>
+              <w:left w:val="single" w:sz="6" w:space="0" w:color="CCCCCC"/>
+              <w:bottom w:val="single" w:sz="6" w:space="0" w:color="CCCCCC"/>
+              <w:right w:val="single" w:sz="6" w:space="0" w:color="CCCCCC"/>
+            </w:tcBorders>
+            <w:tcMar>
+              <w:top w:w="30" w:type="dxa"/>
+              <w:left w:w="45" w:type="dxa"/>
+              <w:bottom w:w="30" w:type="dxa"/>
+              <w:right w:w="45" w:type="dxa"/>
+            </w:tcMar>
+            <w:vAlign w:val="bottom"/>
+            <w:hideMark/>
+          </w:tcPr>
+          <w:p>
+            <w:r>
+              <w:t xml:space="preserve">Recopilación de hitos. [MÓDULO OPCIONAL]: Integración API Clima y ajuste de </w:t>
+            </w:r>
+            <w:proofErr w:type="spellStart"/>
+            <w:r>
+              <w:t>Prompting</w:t>
+            </w:r>
+            <w:proofErr w:type="spellEnd"/>
+            <w:r>
+              <w:t xml:space="preserve"> Predictivo avanzado.</w:t>
+            </w:r>
+          </w:p>
+        </w:tc>
+        <w:tc>
+          <w:tcPr>
+            <w:tcW w:w="0" w:type="auto"/>
+            <w:tcBorders>
+              <w:top w:val="single" w:sz="6" w:space="0" w:color="CCCCCC"/>
+              <w:left w:val="single" w:sz="6" w:space="0" w:color="CCCCCC"/>
+              <w:bottom w:val="single" w:sz="6" w:space="0" w:color="CCCCCC"/>
+              <w:right w:val="single" w:sz="6" w:space="0" w:color="CCCCCC"/>
+            </w:tcBorders>
+            <w:tcMar>
+              <w:top w:w="30" w:type="dxa"/>
+              <w:left w:w="45" w:type="dxa"/>
+              <w:bottom w:w="30" w:type="dxa"/>
+              <w:right w:w="45" w:type="dxa"/>
+            </w:tcMar>
+            <w:vAlign w:val="bottom"/>
+            <w:hideMark/>
+          </w:tcPr>
+          <w:p>
+            <w:proofErr w:type="spellStart"/>
+            <w:r>
+              <w:t>APIs</w:t>
+            </w:r>
+            <w:proofErr w:type="spellEnd"/>
+            <w:r>
+              <w:t xml:space="preserve"> externas (Clima/Mercado).</w:t>
+            </w:r>
+          </w:p>
+        </w:tc>
+        <w:tc>
+          <w:tcPr>
+            <w:tcW w:w="0" w:type="auto"/>
+            <w:tcBorders>
+              <w:top w:val="single" w:sz="6" w:space="0" w:color="CCCCCC"/>
+              <w:left w:val="single" w:sz="6" w:space="0" w:color="CCCCCC"/>
+              <w:bottom w:val="single" w:sz="6" w:space="0" w:color="CCCCCC"/>
+              <w:right w:val="single" w:sz="6" w:space="0" w:color="CCCCCC"/>
+            </w:tcBorders>
+            <w:tcMar>
+              <w:top w:w="30" w:type="dxa"/>
+              <w:left w:w="45" w:type="dxa"/>
+              <w:bottom w:w="30" w:type="dxa"/>
+              <w:right w:w="45" w:type="dxa"/>
+            </w:tcMar>
+            <w:vAlign w:val="bottom"/>
+            <w:hideMark/>
+          </w:tcPr>
+          <w:p>
+            <w:r>
+              <w:t xml:space="preserve">2 </w:t>
+            </w:r>
+            <w:proofErr w:type="spellStart"/>
+            <w:r>
+              <w:t>Sem</w:t>
+            </w:r>
+            <w:proofErr w:type="spellEnd"/>
+          </w:p>
+        </w:tc>
+        <w:tc>
+          <w:tcPr>
+            <w:tcW w:w="0" w:type="auto"/>
+            <w:tcBorders>
+              <w:top w:val="single" w:sz="6" w:space="0" w:color="CCCCCC"/>
+              <w:left w:val="single" w:sz="6" w:space="0" w:color="CCCCCC"/>
+              <w:bottom w:val="single" w:sz="6" w:space="0" w:color="CCCCCC"/>
+              <w:right w:val="single" w:sz="6" w:space="0" w:color="CCCCCC"/>
+            </w:tcBorders>
+            <w:tcMar>
+              <w:top w:w="30" w:type="dxa"/>
+              <w:left w:w="45" w:type="dxa"/>
+              <w:bottom w:w="30" w:type="dxa"/>
+              <w:right w:w="45" w:type="dxa"/>
+            </w:tcMar>
+            <w:vAlign w:val="bottom"/>
+            <w:hideMark/>
+          </w:tcPr>
+          <w:p>
+            <w:r>
+              <w:t>Equipo Dev</w:t>
+            </w:r>
+          </w:p>
+        </w:tc>
+        <w:tc>
+          <w:tcPr>
+            <w:tcW w:w="0" w:type="auto"/>
+            <w:tcBorders>
+              <w:top w:val="single" w:sz="6" w:space="0" w:color="CCCCCC"/>
+              <w:left w:val="single" w:sz="6" w:space="0" w:color="CCCCCC"/>
+              <w:bottom w:val="single" w:sz="6" w:space="0" w:color="CCCCCC"/>
+              <w:right w:val="single" w:sz="6" w:space="0" w:color="CCCCCC"/>
+            </w:tcBorders>
+            <w:tcMar>
+              <w:top w:w="30" w:type="dxa"/>
+              <w:left w:w="0" w:type="dxa"/>
+              <w:bottom w:w="30" w:type="dxa"/>
+              <w:right w:w="0" w:type="dxa"/>
+            </w:tcMar>
+            <w:vAlign w:val="bottom"/>
+            <w:hideMark/>
+          </w:tcPr>
+          <w:p>
+            <w:r>
+              <w:t>Fase 2: Desarrollo Core y Orquestación IA (50%).</w:t>
+            </w:r>
+          </w:p>
+        </w:tc>
+      </w:tr>
+      <w:tr>
+        <w:trPr>
+          <w:trHeight w:val="315"/>
+        </w:trPr>
+        <w:tc>
+          <w:tcPr>
+            <w:tcW w:w="0" w:type="auto"/>
+            <w:tcBorders>
+              <w:top w:val="single" w:sz="6" w:space="0" w:color="CCCCCC"/>
+              <w:left w:val="single" w:sz="6" w:space="0" w:color="CCCCCC"/>
+              <w:bottom w:val="single" w:sz="6" w:space="0" w:color="CCCCCC"/>
+              <w:right w:val="single" w:sz="6" w:space="0" w:color="CCCCCC"/>
+            </w:tcBorders>
+            <w:tcMar>
+              <w:top w:w="30" w:type="dxa"/>
+              <w:left w:w="45" w:type="dxa"/>
+              <w:bottom w:w="30" w:type="dxa"/>
+              <w:right w:w="45" w:type="dxa"/>
+            </w:tcMar>
+            <w:vAlign w:val="bottom"/>
+            <w:hideMark/>
+          </w:tcPr>
+          <w:p>
+            <w:r>
+              <w:t>Desarrollar solución de software</w:t>
+            </w:r>
+          </w:p>
+        </w:tc>
+        <w:tc>
+          <w:tcPr>
+            <w:tcW w:w="0" w:type="auto"/>
+            <w:tcBorders>
+              <w:top w:val="single" w:sz="6" w:space="0" w:color="CCCCCC"/>
+              <w:left w:val="single" w:sz="6" w:space="0" w:color="CCCCCC"/>
+              <w:bottom w:val="single" w:sz="6" w:space="0" w:color="CCCCCC"/>
+              <w:right w:val="single" w:sz="6" w:space="0" w:color="CCCCCC"/>
+            </w:tcBorders>
+            <w:tcMar>
+              <w:top w:w="30" w:type="dxa"/>
+              <w:left w:w="45" w:type="dxa"/>
+              <w:bottom w:w="30" w:type="dxa"/>
+              <w:right w:w="45" w:type="dxa"/>
+            </w:tcMar>
+            <w:vAlign w:val="bottom"/>
+            <w:hideMark/>
+          </w:tcPr>
+          <w:p>
+            <w:r>
+              <w:t>Sistema de Notificaciones Push</w:t>
+            </w:r>
+          </w:p>
+        </w:tc>
+        <w:tc>
+          <w:tcPr>
+            <w:tcW w:w="0" w:type="auto"/>
+            <w:tcBorders>
+              <w:top w:val="single" w:sz="6" w:space="0" w:color="CCCCCC"/>
+              <w:left w:val="single" w:sz="6" w:space="0" w:color="CCCCCC"/>
+              <w:bottom w:val="single" w:sz="6" w:space="0" w:color="CCCCCC"/>
+              <w:right w:val="single" w:sz="6" w:space="0" w:color="CCCCCC"/>
+            </w:tcBorders>
+            <w:tcMar>
+              <w:top w:w="30" w:type="dxa"/>
+              <w:left w:w="45" w:type="dxa"/>
+              <w:bottom w:w="30" w:type="dxa"/>
+              <w:right w:w="45" w:type="dxa"/>
+            </w:tcMar>
+            <w:vAlign w:val="bottom"/>
+            <w:hideMark/>
+          </w:tcPr>
+          <w:p>
+            <w:r>
+              <w:t xml:space="preserve">Orquestación de Alertas (CRON Jobs) y generación de Órdenes de Compra sugeridas vía </w:t>
+            </w:r>
+            <w:proofErr w:type="spellStart"/>
+            <w:r>
+              <w:t>Webhooks</w:t>
+            </w:r>
+            <w:proofErr w:type="spellEnd"/>
+            <w:r>
+              <w:t xml:space="preserve"> (API WhatsApp).</w:t>
+            </w:r>
+          </w:p>
+        </w:tc>
+        <w:tc>
+          <w:tcPr>
+            <w:tcW w:w="0" w:type="auto"/>
+            <w:tcBorders>
+              <w:top w:val="single" w:sz="6" w:space="0" w:color="CCCCCC"/>
+              <w:left w:val="single" w:sz="6" w:space="0" w:color="CCCCCC"/>
+              <w:bottom w:val="single" w:sz="6" w:space="0" w:color="CCCCCC"/>
+              <w:right w:val="single" w:sz="6" w:space="0" w:color="CCCCCC"/>
+            </w:tcBorders>
+            <w:tcMar>
+              <w:top w:w="30" w:type="dxa"/>
+              <w:left w:w="45" w:type="dxa"/>
+              <w:bottom w:w="30" w:type="dxa"/>
+              <w:right w:w="45" w:type="dxa"/>
+            </w:tcMar>
+            <w:vAlign w:val="bottom"/>
+            <w:hideMark/>
+          </w:tcPr>
+          <w:p>
+            <w:r>
+              <w:t>Servidor, API WhatsApp.</w:t>
+            </w:r>
+          </w:p>
+        </w:tc>
+        <w:tc>
+          <w:tcPr>
+            <w:tcW w:w="0" w:type="auto"/>
+            <w:tcBorders>
+              <w:top w:val="single" w:sz="6" w:space="0" w:color="CCCCCC"/>
+              <w:left w:val="single" w:sz="6" w:space="0" w:color="CCCCCC"/>
+              <w:bottom w:val="single" w:sz="6" w:space="0" w:color="CCCCCC"/>
+              <w:right w:val="single" w:sz="6" w:space="0" w:color="CCCCCC"/>
+            </w:tcBorders>
+            <w:tcMar>
+              <w:top w:w="30" w:type="dxa"/>
+              <w:left w:w="45" w:type="dxa"/>
+              <w:bottom w:w="30" w:type="dxa"/>
+              <w:right w:w="45" w:type="dxa"/>
+            </w:tcMar>
+            <w:vAlign w:val="bottom"/>
+            <w:hideMark/>
+          </w:tcPr>
+          <w:p>
+            <w:r>
+              <w:t xml:space="preserve">1 </w:t>
+            </w:r>
+            <w:proofErr w:type="spellStart"/>
+            <w:r>
+              <w:t>Sem</w:t>
+            </w:r>
+            <w:proofErr w:type="spellEnd"/>
+          </w:p>
+        </w:tc>
+        <w:tc>
+          <w:tcPr>
+            <w:tcW w:w="0" w:type="auto"/>
+            <w:tcBorders>
+              <w:top w:val="single" w:sz="6" w:space="0" w:color="CCCCCC"/>
+              <w:left w:val="single" w:sz="6" w:space="0" w:color="CCCCCC"/>
+              <w:bottom w:val="single" w:sz="6" w:space="0" w:color="CCCCCC"/>
+              <w:right w:val="single" w:sz="6" w:space="0" w:color="CCCCCC"/>
+            </w:tcBorders>
+            <w:tcMar>
+              <w:top w:w="30" w:type="dxa"/>
+              <w:left w:w="45" w:type="dxa"/>
+              <w:bottom w:w="30" w:type="dxa"/>
+              <w:right w:w="45" w:type="dxa"/>
+            </w:tcMar>
+            <w:vAlign w:val="bottom"/>
+            <w:hideMark/>
+          </w:tcPr>
+          <w:p>
+            <w:r>
+              <w:t>Equipo Dev</w:t>
+            </w:r>
+          </w:p>
+        </w:tc>
+        <w:tc>
+          <w:tcPr>
+            <w:tcW w:w="0" w:type="auto"/>
+            <w:tcBorders>
+              <w:top w:val="single" w:sz="6" w:space="0" w:color="CCCCCC"/>
+              <w:left w:val="single" w:sz="6" w:space="0" w:color="CCCCCC"/>
+              <w:bottom w:val="single" w:sz="6" w:space="0" w:color="CCCCCC"/>
+              <w:right w:val="single" w:sz="6" w:space="0" w:color="CCCCCC"/>
+            </w:tcBorders>
+            <w:tcMar>
+              <w:top w:w="30" w:type="dxa"/>
+              <w:left w:w="0" w:type="dxa"/>
+              <w:bottom w:w="30" w:type="dxa"/>
+              <w:right w:w="0" w:type="dxa"/>
+            </w:tcMar>
+            <w:vAlign w:val="bottom"/>
+            <w:hideMark/>
+          </w:tcPr>
+          <w:p>
+            <w:r>
+              <w:t>Fase 2: Desarrollo Core y Orquestación IA (50%).</w:t>
+            </w:r>
+          </w:p>
+        </w:tc>
+      </w:tr>
+      <w:tr>
+        <w:trPr>
+          <w:trHeight w:val="315"/>
+        </w:trPr>
+        <w:tc>
+          <w:tcPr>
+            <w:tcW w:w="0" w:type="auto"/>
+            <w:tcBorders>
+              <w:top w:val="single" w:sz="6" w:space="0" w:color="CCCCCC"/>
+              <w:left w:val="single" w:sz="6" w:space="0" w:color="CCCCCC"/>
+              <w:bottom w:val="single" w:sz="6" w:space="0" w:color="CCCCCC"/>
+              <w:right w:val="single" w:sz="6" w:space="0" w:color="CCCCCC"/>
+            </w:tcBorders>
+            <w:tcMar>
+              <w:top w:w="30" w:type="dxa"/>
+              <w:left w:w="45" w:type="dxa"/>
+              <w:bottom w:w="30" w:type="dxa"/>
+              <w:right w:w="45" w:type="dxa"/>
+            </w:tcMar>
+            <w:vAlign w:val="bottom"/>
+            <w:hideMark/>
+          </w:tcPr>
+          <w:p>
+            <w:r>
+              <w:t>Realizar pruebas de certificación</w:t>
+            </w:r>
+          </w:p>
+        </w:tc>
+        <w:tc>
+          <w:tcPr>
+            <w:tcW w:w="0" w:type="auto"/>
+            <w:tcBorders>
+              <w:top w:val="single" w:sz="6" w:space="0" w:color="CCCCCC"/>
+              <w:left w:val="single" w:sz="6" w:space="0" w:color="CCCCCC"/>
+              <w:bottom w:val="single" w:sz="6" w:space="0" w:color="CCCCCC"/>
+              <w:right w:val="single" w:sz="6" w:space="0" w:color="CCCCCC"/>
+            </w:tcBorders>
+            <w:tcMar>
+              <w:top w:w="30" w:type="dxa"/>
+              <w:left w:w="45" w:type="dxa"/>
+              <w:bottom w:w="30" w:type="dxa"/>
+              <w:right w:w="45" w:type="dxa"/>
+            </w:tcMar>
+            <w:vAlign w:val="bottom"/>
+            <w:hideMark/>
+          </w:tcPr>
+          <w:p>
+            <w:r>
+              <w:t>Código en Producción + Informe</w:t>
+            </w:r>
+          </w:p>
+        </w:tc>
+        <w:tc>
+          <w:tcPr>
+            <w:tcW w:w="0" w:type="auto"/>
+            <w:tcBorders>
+              <w:top w:val="single" w:sz="6" w:space="0" w:color="CCCCCC"/>
+              <w:left w:val="single" w:sz="6" w:space="0" w:color="CCCCCC"/>
+              <w:bottom w:val="single" w:sz="6" w:space="0" w:color="CCCCCC"/>
+              <w:right w:val="single" w:sz="6" w:space="0" w:color="CCCCCC"/>
+            </w:tcBorders>
+            <w:tcMar>
+              <w:top w:w="30" w:type="dxa"/>
+              <w:left w:w="45" w:type="dxa"/>
+              <w:bottom w:w="30" w:type="dxa"/>
+              <w:right w:w="45" w:type="dxa"/>
+            </w:tcMar>
+            <w:vAlign w:val="bottom"/>
+            <w:hideMark/>
+          </w:tcPr>
+          <w:p>
+            <w:r>
+              <w:t>Pruebas de Estrés (QA), manejo de excepciones, refactorización de código y elaboración de Informe Final (30%).</w:t>
+            </w:r>
+          </w:p>
+        </w:tc>
+        <w:tc>
+          <w:tcPr>
+            <w:tcW w:w="0" w:type="auto"/>
+            <w:tcBorders>
+              <w:top w:val="single" w:sz="6" w:space="0" w:color="CCCCCC"/>
+              <w:left w:val="single" w:sz="6" w:space="0" w:color="CCCCCC"/>
+              <w:bottom w:val="single" w:sz="6" w:space="0" w:color="CCCCCC"/>
+              <w:right w:val="single" w:sz="6" w:space="0" w:color="CCCCCC"/>
+            </w:tcBorders>
+            <w:tcMar>
+              <w:top w:w="30" w:type="dxa"/>
+              <w:left w:w="45" w:type="dxa"/>
+              <w:bottom w:w="30" w:type="dxa"/>
+              <w:right w:w="45" w:type="dxa"/>
+            </w:tcMar>
+            <w:vAlign w:val="bottom"/>
+            <w:hideMark/>
+          </w:tcPr>
+          <w:p>
+            <w:r>
+              <w:t xml:space="preserve">Entorno de pruebas, </w:t>
+            </w:r>
+            <w:proofErr w:type="spellStart"/>
+            <w:r>
+              <w:t>framework</w:t>
+            </w:r>
+            <w:proofErr w:type="spellEnd"/>
+            <w:r>
+              <w:t xml:space="preserve"> QA.</w:t>
+            </w:r>
+          </w:p>
+        </w:tc>
+        <w:tc>
+          <w:tcPr>
+            <w:tcW w:w="0" w:type="auto"/>
+            <w:tcBorders>
+              <w:top w:val="single" w:sz="6" w:space="0" w:color="CCCCCC"/>
+              <w:left w:val="single" w:sz="6" w:space="0" w:color="CCCCCC"/>
+              <w:bottom w:val="single" w:sz="6" w:space="0" w:color="CCCCCC"/>
+              <w:right w:val="single" w:sz="6" w:space="0" w:color="CCCCCC"/>
+            </w:tcBorders>
+            <w:tcMar>
+              <w:top w:w="30" w:type="dxa"/>
+              <w:left w:w="45" w:type="dxa"/>
+              <w:bottom w:w="30" w:type="dxa"/>
+              <w:right w:w="45" w:type="dxa"/>
+            </w:tcMar>
+            <w:vAlign w:val="bottom"/>
+            <w:hideMark/>
+          </w:tcPr>
+          <w:p>
+            <w:r>
+              <w:t xml:space="preserve">2 </w:t>
+            </w:r>
+            <w:proofErr w:type="spellStart"/>
+            <w:r>
+              <w:t>Sem</w:t>
+            </w:r>
+            <w:proofErr w:type="spellEnd"/>
+          </w:p>
+        </w:tc>
+        <w:tc>
+          <w:tcPr>
+            <w:tcW w:w="0" w:type="auto"/>
+            <w:tcBorders>
+              <w:top w:val="single" w:sz="6" w:space="0" w:color="CCCCCC"/>
+              <w:left w:val="single" w:sz="6" w:space="0" w:color="CCCCCC"/>
+              <w:bottom w:val="single" w:sz="6" w:space="0" w:color="CCCCCC"/>
+              <w:right w:val="single" w:sz="6" w:space="0" w:color="CCCCCC"/>
+            </w:tcBorders>
+            <w:tcMar>
+              <w:top w:w="30" w:type="dxa"/>
+              <w:left w:w="45" w:type="dxa"/>
+              <w:bottom w:w="30" w:type="dxa"/>
+              <w:right w:w="45" w:type="dxa"/>
+            </w:tcMar>
+            <w:vAlign w:val="bottom"/>
+            <w:hideMark/>
+          </w:tcPr>
+          <w:p>
+            <w:r>
+              <w:t>Equipo Dev</w:t>
+            </w:r>
+          </w:p>
+        </w:tc>
+        <w:tc>
+          <w:tcPr>
+            <w:tcW w:w="0" w:type="auto"/>
+            <w:tcBorders>
+              <w:top w:val="single" w:sz="6" w:space="0" w:color="CCCCCC"/>
+              <w:left w:val="single" w:sz="6" w:space="0" w:color="CCCCCC"/>
+              <w:bottom w:val="single" w:sz="6" w:space="0" w:color="CCCCCC"/>
+              <w:right w:val="single" w:sz="6" w:space="0" w:color="CCCCCC"/>
+            </w:tcBorders>
+            <w:tcMar>
+              <w:top w:w="30" w:type="dxa"/>
+              <w:left w:w="0" w:type="dxa"/>
+              <w:bottom w:w="30" w:type="dxa"/>
+              <w:right w:w="0" w:type="dxa"/>
+            </w:tcMar>
+            <w:vAlign w:val="bottom"/>
+            <w:hideMark/>
+          </w:tcPr>
+          <w:p>
+            <w:r>
+              <w:t>Fase 2: Desarrollo Core y Orquestación IA (50%).</w:t>
+            </w:r>
+          </w:p>
+        </w:tc>
+      </w:tr>
+      <w:tr>
+        <w:trPr>
+          <w:trHeight w:val="315"/>
+        </w:trPr>
+        <w:tc>
+          <w:tcPr>
+            <w:tcW w:w="0" w:type="auto"/>
+            <w:tcBorders>
+              <w:top w:val="single" w:sz="6" w:space="0" w:color="CCCCCC"/>
+              <w:left w:val="single" w:sz="6" w:space="0" w:color="CCCCCC"/>
+              <w:bottom w:val="single" w:sz="6" w:space="0" w:color="CCCCCC"/>
+              <w:right w:val="single" w:sz="6" w:space="0" w:color="CCCCCC"/>
+            </w:tcBorders>
+            <w:tcMar>
+              <w:top w:w="30" w:type="dxa"/>
+              <w:left w:w="45" w:type="dxa"/>
+              <w:bottom w:w="30" w:type="dxa"/>
+              <w:right w:w="45" w:type="dxa"/>
+            </w:tcMar>
+            <w:vAlign w:val="bottom"/>
+            <w:hideMark/>
+          </w:tcPr>
+          <w:p>
+            <w:r>
+              <w:t>Gestionar proyectos informáticos</w:t>
+            </w:r>
+          </w:p>
+        </w:tc>
+        <w:tc>
+          <w:tcPr>
+            <w:tcW w:w="0" w:type="auto"/>
+            <w:tcBorders>
+              <w:top w:val="single" w:sz="6" w:space="0" w:color="CCCCCC"/>
+              <w:left w:val="single" w:sz="6" w:space="0" w:color="CCCCCC"/>
+              <w:bottom w:val="single" w:sz="6" w:space="0" w:color="CCCCCC"/>
+              <w:right w:val="single" w:sz="6" w:space="0" w:color="CCCCCC"/>
+            </w:tcBorders>
+            <w:tcMar>
+              <w:top w:w="30" w:type="dxa"/>
+              <w:left w:w="45" w:type="dxa"/>
+              <w:bottom w:w="30" w:type="dxa"/>
+              <w:right w:w="45" w:type="dxa"/>
+            </w:tcMar>
+            <w:vAlign w:val="bottom"/>
+            <w:hideMark/>
+          </w:tcPr>
+          <w:p>
+            <w:r>
+              <w:t>Aprobación de Título</w:t>
+            </w:r>
+          </w:p>
+        </w:tc>
+        <w:tc>
+          <w:tcPr>
+            <w:tcW w:w="0" w:type="auto"/>
+            <w:tcBorders>
+              <w:top w:val="single" w:sz="6" w:space="0" w:color="CCCCCC"/>
+              <w:left w:val="single" w:sz="6" w:space="0" w:color="CCCCCC"/>
+              <w:bottom w:val="single" w:sz="6" w:space="0" w:color="CCCCCC"/>
+              <w:right w:val="single" w:sz="6" w:space="0" w:color="CCCCCC"/>
+            </w:tcBorders>
+            <w:tcMar>
+              <w:top w:w="30" w:type="dxa"/>
+              <w:left w:w="45" w:type="dxa"/>
+              <w:bottom w:w="30" w:type="dxa"/>
+              <w:right w:w="45" w:type="dxa"/>
+            </w:tcMar>
+            <w:vAlign w:val="bottom"/>
+            <w:hideMark/>
+          </w:tcPr>
+          <w:p>
+            <w:r>
+              <w:t>Preparación de material audiovisual, ensayo de defensa técnica y Presentación Final del Software ante Comisión Evaluadora.</w:t>
+            </w:r>
+          </w:p>
+        </w:tc>
+        <w:tc>
+          <w:tcPr>
+            <w:tcW w:w="0" w:type="auto"/>
+            <w:tcBorders>
+              <w:top w:val="single" w:sz="6" w:space="0" w:color="CCCCCC"/>
+              <w:left w:val="single" w:sz="6" w:space="0" w:color="CCCCCC"/>
+              <w:bottom w:val="single" w:sz="6" w:space="0" w:color="CCCCCC"/>
+              <w:right w:val="single" w:sz="6" w:space="0" w:color="CCCCCC"/>
+            </w:tcBorders>
+            <w:tcMar>
+              <w:top w:w="30" w:type="dxa"/>
+              <w:left w:w="45" w:type="dxa"/>
+              <w:bottom w:w="30" w:type="dxa"/>
+              <w:right w:w="45" w:type="dxa"/>
+            </w:tcMar>
+            <w:vAlign w:val="bottom"/>
+            <w:hideMark/>
+          </w:tcPr>
+          <w:p>
+            <w:r>
+              <w:t>Material de presentación.</w:t>
+            </w:r>
+          </w:p>
+        </w:tc>
+        <w:tc>
+          <w:tcPr>
+            <w:tcW w:w="0" w:type="auto"/>
+            <w:tcBorders>
+              <w:top w:val="single" w:sz="6" w:space="0" w:color="CCCCCC"/>
+              <w:left w:val="single" w:sz="6" w:space="0" w:color="CCCCCC"/>
+              <w:bottom w:val="single" w:sz="6" w:space="0" w:color="CCCCCC"/>
+              <w:right w:val="single" w:sz="6" w:space="0" w:color="CCCCCC"/>
+            </w:tcBorders>
+            <w:tcMar>
+              <w:top w:w="30" w:type="dxa"/>
+              <w:left w:w="45" w:type="dxa"/>
+              <w:bottom w:w="30" w:type="dxa"/>
+              <w:right w:w="45" w:type="dxa"/>
+            </w:tcMar>
+            <w:vAlign w:val="bottom"/>
+            <w:hideMark/>
+          </w:tcPr>
+          <w:p>
+            <w:r>
+              <w:t xml:space="preserve">3 </w:t>
+            </w:r>
+            <w:proofErr w:type="spellStart"/>
+            <w:r>
+              <w:t>Sem</w:t>
+            </w:r>
+            <w:proofErr w:type="spellEnd"/>
+          </w:p>
+        </w:tc>
+        <w:tc>
+          <w:tcPr>
+            <w:tcW w:w="0" w:type="auto"/>
+            <w:tcBorders>
+              <w:top w:val="single" w:sz="6" w:space="0" w:color="CCCCCC"/>
+              <w:left w:val="single" w:sz="6" w:space="0" w:color="CCCCCC"/>
+              <w:bottom w:val="single" w:sz="6" w:space="0" w:color="CCCCCC"/>
+              <w:right w:val="single" w:sz="6" w:space="0" w:color="CCCCCC"/>
+            </w:tcBorders>
+            <w:tcMar>
+              <w:top w:w="30" w:type="dxa"/>
+              <w:left w:w="45" w:type="dxa"/>
+              <w:bottom w:w="30" w:type="dxa"/>
+              <w:right w:w="45" w:type="dxa"/>
+            </w:tcMar>
+            <w:vAlign w:val="bottom"/>
+            <w:hideMark/>
+          </w:tcPr>
+          <w:p>
+            <w:r>
+              <w:t>Equipo Dev</w:t>
+            </w:r>
+          </w:p>
+        </w:tc>
+        <w:tc>
+          <w:tcPr>
+            <w:tcW w:w="0" w:type="auto"/>
+            <w:tcBorders>
+              <w:top w:val="single" w:sz="6" w:space="0" w:color="CCCCCC"/>
+              <w:left w:val="single" w:sz="6" w:space="0" w:color="CCCCCC"/>
+              <w:bottom w:val="single" w:sz="6" w:space="0" w:color="CCCCCC"/>
+              <w:right w:val="single" w:sz="6" w:space="0" w:color="CCCCCC"/>
+            </w:tcBorders>
+            <w:tcMar>
+              <w:top w:w="30" w:type="dxa"/>
+              <w:left w:w="0" w:type="dxa"/>
+              <w:bottom w:w="30" w:type="dxa"/>
+              <w:right w:w="0" w:type="dxa"/>
+            </w:tcMar>
+            <w:vAlign w:val="bottom"/>
+            <w:hideMark/>
+          </w:tcPr>
+          <w:p>
+            <w:r>
+              <w:t>Fase 3: Cierre y Defensa (30%).</w:t>
+            </w:r>
+          </w:p>
+        </w:tc>
+      </w:tr>
+    </w:tbl>
+    <w:p/>
+    <w:p/>
+    <w:p>
+      <w:pPr>
+        <w:pStyle w:val="Ttulo1"/>
+      </w:pPr>
+      <w:bookmarkStart w:id="5" w:name="_Toc239189947"/>
+      <w:r>
+        <w:lastRenderedPageBreak/>
+        <w:t xml:space="preserve">5. </w:t>
+      </w:r>
+      <w:r>
+        <w:t>Propuesta de evidencias</w:t>
+      </w:r>
+      <w:bookmarkEnd w:id="5"/>
+    </w:p>
+    <w:tbl>
+      <w:tblPr>
+        <w:tblW w:w="0" w:type="auto"/>
+        <w:tblCellMar>
+          <w:top w:w="15" w:type="dxa"/>
+          <w:left w:w="15" w:type="dxa"/>
+          <w:bottom w:w="15" w:type="dxa"/>
+          <w:right w:w="15" w:type="dxa"/>
+        </w:tblCellMar>
+        <w:tblLook w:val="04A0" w:firstRow="1" w:lastRow="0" w:firstColumn="1" w:lastColumn="0" w:noHBand="0" w:noVBand="1"/>
+      </w:tblPr>
+      <w:tblGrid>
+        <w:gridCol w:w="1025"/>
+        <w:gridCol w:w="1579"/>
+        <w:gridCol w:w="2475"/>
+        <w:gridCol w:w="3743"/>
+      </w:tblGrid>
+      <w:tr>
+        <w:trPr>
+          <w:trHeight w:val="315"/>
+        </w:trPr>
+        <w:tc>
+          <w:tcPr>
+            <w:tcW w:w="0" w:type="auto"/>
+            <w:tcBorders>
+              <w:top w:val="single" w:sz="6" w:space="0" w:color="CCCCCC"/>
+              <w:left w:val="single" w:sz="6" w:space="0" w:color="CCCCCC"/>
+              <w:bottom w:val="single" w:sz="6" w:space="0" w:color="CCCCCC"/>
+              <w:right w:val="single" w:sz="6" w:space="0" w:color="CCCCCC"/>
+            </w:tcBorders>
+            <w:tcMar>
+              <w:top w:w="30" w:type="dxa"/>
+              <w:left w:w="45" w:type="dxa"/>
+              <w:bottom w:w="30" w:type="dxa"/>
+              <w:right w:w="45" w:type="dxa"/>
+            </w:tcMar>
+            <w:vAlign w:val="bottom"/>
+            <w:hideMark/>
+          </w:tcPr>
+          <w:p>
+            <w:r>
+              <w:t>Tipo de evidencia</w:t>
+            </w:r>
+          </w:p>
+        </w:tc>
+        <w:tc>
+          <w:tcPr>
+            <w:tcW w:w="0" w:type="auto"/>
+            <w:tcBorders>
+              <w:top w:val="single" w:sz="6" w:space="0" w:color="CCCCCC"/>
+              <w:left w:val="single" w:sz="6" w:space="0" w:color="CCCCCC"/>
+              <w:bottom w:val="single" w:sz="6" w:space="0" w:color="CCCCCC"/>
+              <w:right w:val="single" w:sz="6" w:space="0" w:color="CCCCCC"/>
+            </w:tcBorders>
+            <w:tcMar>
+              <w:top w:w="30" w:type="dxa"/>
+              <w:left w:w="45" w:type="dxa"/>
+              <w:bottom w:w="30" w:type="dxa"/>
+              <w:right w:w="45" w:type="dxa"/>
+            </w:tcMar>
+            <w:vAlign w:val="bottom"/>
+            <w:hideMark/>
+          </w:tcPr>
+          <w:p>
+            <w:r>
+              <w:t>Nombre de la evidencia</w:t>
+            </w:r>
+          </w:p>
+        </w:tc>
+        <w:tc>
+          <w:tcPr>
+            <w:tcW w:w="0" w:type="auto"/>
+            <w:tcBorders>
+              <w:top w:val="single" w:sz="6" w:space="0" w:color="CCCCCC"/>
+              <w:left w:val="single" w:sz="6" w:space="0" w:color="CCCCCC"/>
+              <w:bottom w:val="single" w:sz="6" w:space="0" w:color="CCCCCC"/>
+              <w:right w:val="single" w:sz="6" w:space="0" w:color="CCCCCC"/>
+            </w:tcBorders>
+            <w:tcMar>
+              <w:top w:w="30" w:type="dxa"/>
+              <w:left w:w="45" w:type="dxa"/>
+              <w:bottom w:w="30" w:type="dxa"/>
+              <w:right w:w="45" w:type="dxa"/>
+            </w:tcMar>
+            <w:vAlign w:val="bottom"/>
+            <w:hideMark/>
+          </w:tcPr>
+          <w:p>
+            <w:r>
+              <w:t>Descripción</w:t>
+            </w:r>
+          </w:p>
+        </w:tc>
+        <w:tc>
+          <w:tcPr>
+            <w:tcW w:w="0" w:type="auto"/>
+            <w:tcBorders>
+              <w:top w:val="single" w:sz="6" w:space="0" w:color="CCCCCC"/>
+              <w:left w:val="single" w:sz="6" w:space="0" w:color="CCCCCC"/>
+              <w:bottom w:val="single" w:sz="6" w:space="0" w:color="CCCCCC"/>
+              <w:right w:val="single" w:sz="6" w:space="0" w:color="CCCCCC"/>
+            </w:tcBorders>
+            <w:tcMar>
+              <w:top w:w="30" w:type="dxa"/>
+              <w:left w:w="45" w:type="dxa"/>
+              <w:bottom w:w="30" w:type="dxa"/>
+              <w:right w:w="45" w:type="dxa"/>
+            </w:tcMar>
+            <w:vAlign w:val="bottom"/>
+            <w:hideMark/>
+          </w:tcPr>
+          <w:p>
+            <w:r>
+              <w:t>Justificación</w:t>
+            </w:r>
+          </w:p>
+        </w:tc>
+      </w:tr>
+      <w:tr>
+        <w:trPr>
+          <w:trHeight w:val="315"/>
+        </w:trPr>
+        <w:tc>
+          <w:tcPr>
+            <w:tcW w:w="0" w:type="auto"/>
+            <w:tcBorders>
+              <w:top w:val="single" w:sz="6" w:space="0" w:color="CCCCCC"/>
+              <w:left w:val="single" w:sz="6" w:space="0" w:color="CCCCCC"/>
+              <w:bottom w:val="single" w:sz="6" w:space="0" w:color="CCCCCC"/>
+              <w:right w:val="single" w:sz="6" w:space="0" w:color="CCCCCC"/>
+            </w:tcBorders>
+            <w:tcMar>
+              <w:top w:w="30" w:type="dxa"/>
+              <w:left w:w="45" w:type="dxa"/>
+              <w:bottom w:w="30" w:type="dxa"/>
+              <w:right w:w="45" w:type="dxa"/>
+            </w:tcMar>
+            <w:vAlign w:val="bottom"/>
+            <w:hideMark/>
+          </w:tcPr>
+          <w:p>
+            <w:r>
+              <w:t>Avance (Fase 1)</w:t>
+            </w:r>
+          </w:p>
+        </w:tc>
+        <w:tc>
+          <w:tcPr>
+            <w:tcW w:w="0" w:type="auto"/>
+            <w:tcBorders>
+              <w:top w:val="single" w:sz="6" w:space="0" w:color="CCCCCC"/>
+              <w:left w:val="single" w:sz="6" w:space="0" w:color="CCCCCC"/>
+              <w:bottom w:val="single" w:sz="6" w:space="0" w:color="CCCCCC"/>
+              <w:right w:val="single" w:sz="6" w:space="0" w:color="CCCCCC"/>
+            </w:tcBorders>
+            <w:tcMar>
+              <w:top w:w="30" w:type="dxa"/>
+              <w:left w:w="45" w:type="dxa"/>
+              <w:bottom w:w="30" w:type="dxa"/>
+              <w:right w:w="45" w:type="dxa"/>
+            </w:tcMar>
+            <w:vAlign w:val="bottom"/>
+            <w:hideMark/>
+          </w:tcPr>
+          <w:p>
+            <w:r>
+              <w:t>Documento de Visión y Arquitectura</w:t>
+            </w:r>
+          </w:p>
+        </w:tc>
+        <w:tc>
+          <w:tcPr>
+            <w:tcW w:w="0" w:type="auto"/>
+            <w:tcBorders>
+              <w:top w:val="single" w:sz="6" w:space="0" w:color="CCCCCC"/>
+              <w:left w:val="single" w:sz="6" w:space="0" w:color="CCCCCC"/>
+              <w:bottom w:val="single" w:sz="6" w:space="0" w:color="CCCCCC"/>
+              <w:right w:val="single" w:sz="6" w:space="0" w:color="CCCCCC"/>
+            </w:tcBorders>
+            <w:tcMar>
+              <w:top w:w="30" w:type="dxa"/>
+              <w:left w:w="45" w:type="dxa"/>
+              <w:bottom w:w="30" w:type="dxa"/>
+              <w:right w:w="45" w:type="dxa"/>
+            </w:tcMar>
+            <w:vAlign w:val="bottom"/>
+            <w:hideMark/>
+          </w:tcPr>
+          <w:p>
+            <w:r>
+              <w:t>Incluye el Business Case, Modelo de Casos de Uso detallado y el Documento de Arquitectura de Software.</w:t>
+            </w:r>
+          </w:p>
+        </w:tc>
+        <w:tc>
+          <w:tcPr>
+            <w:tcW w:w="0" w:type="auto"/>
+            <w:tcBorders>
+              <w:top w:val="single" w:sz="6" w:space="0" w:color="CCCCCC"/>
+              <w:left w:val="single" w:sz="6" w:space="0" w:color="CCCCCC"/>
+              <w:bottom w:val="single" w:sz="6" w:space="0" w:color="CCCCCC"/>
+              <w:right w:val="single" w:sz="6" w:space="0" w:color="CCCCCC"/>
+            </w:tcBorders>
+            <w:tcMar>
+              <w:top w:w="30" w:type="dxa"/>
+              <w:left w:w="0" w:type="dxa"/>
+              <w:bottom w:w="30" w:type="dxa"/>
+              <w:right w:w="0" w:type="dxa"/>
+            </w:tcMar>
+            <w:vAlign w:val="bottom"/>
+            <w:hideMark/>
+          </w:tcPr>
+          <w:p>
+            <w:r>
+              <w:t>Evidencia las etapas de Incepción y Elaboración de RUP, garantizando el análisis de requisitos y estableciendo los Modelos de Datos transversales.</w:t>
+            </w:r>
+          </w:p>
+        </w:tc>
+      </w:tr>
+      <w:tr>
+        <w:trPr>
+          <w:trHeight w:val="315"/>
+        </w:trPr>
+        <w:tc>
+          <w:tcPr>
+            <w:tcW w:w="0" w:type="auto"/>
+            <w:tcBorders>
+              <w:top w:val="single" w:sz="6" w:space="0" w:color="CCCCCC"/>
+              <w:left w:val="single" w:sz="6" w:space="0" w:color="CCCCCC"/>
+              <w:bottom w:val="single" w:sz="6" w:space="0" w:color="CCCCCC"/>
+              <w:right w:val="single" w:sz="6" w:space="0" w:color="CCCCCC"/>
+            </w:tcBorders>
+            <w:tcMar>
+              <w:top w:w="30" w:type="dxa"/>
+              <w:left w:w="45" w:type="dxa"/>
+              <w:bottom w:w="30" w:type="dxa"/>
+              <w:right w:w="45" w:type="dxa"/>
+            </w:tcMar>
+            <w:vAlign w:val="bottom"/>
+            <w:hideMark/>
+          </w:tcPr>
+          <w:p>
+            <w:r>
+              <w:t>Avance (Fase 2)</w:t>
+            </w:r>
+          </w:p>
+        </w:tc>
+        <w:tc>
+          <w:tcPr>
+            <w:tcW w:w="0" w:type="auto"/>
+            <w:tcBorders>
+              <w:top w:val="single" w:sz="6" w:space="0" w:color="CCCCCC"/>
+              <w:left w:val="single" w:sz="6" w:space="0" w:color="CCCCCC"/>
+              <w:bottom w:val="single" w:sz="6" w:space="0" w:color="CCCCCC"/>
+              <w:right w:val="single" w:sz="6" w:space="0" w:color="CCCCCC"/>
+            </w:tcBorders>
+            <w:tcMar>
+              <w:top w:w="30" w:type="dxa"/>
+              <w:left w:w="45" w:type="dxa"/>
+              <w:bottom w:w="30" w:type="dxa"/>
+              <w:right w:w="45" w:type="dxa"/>
+            </w:tcMar>
+            <w:vAlign w:val="bottom"/>
+            <w:hideMark/>
+          </w:tcPr>
+          <w:p>
+            <w:r>
+              <w:t>Código Fuente y Componentes</w:t>
+            </w:r>
+          </w:p>
+        </w:tc>
+        <w:tc>
+          <w:tcPr>
+            <w:tcW w:w="0" w:type="auto"/>
+            <w:tcBorders>
+              <w:top w:val="single" w:sz="6" w:space="0" w:color="CCCCCC"/>
+              <w:left w:val="single" w:sz="6" w:space="0" w:color="CCCCCC"/>
+              <w:bottom w:val="single" w:sz="6" w:space="0" w:color="CCCCCC"/>
+              <w:right w:val="single" w:sz="6" w:space="0" w:color="CCCCCC"/>
+            </w:tcBorders>
+            <w:tcMar>
+              <w:top w:w="30" w:type="dxa"/>
+              <w:left w:w="45" w:type="dxa"/>
+              <w:bottom w:w="30" w:type="dxa"/>
+              <w:right w:w="45" w:type="dxa"/>
+            </w:tcMar>
+            <w:vAlign w:val="bottom"/>
+            <w:hideMark/>
+          </w:tcPr>
+          <w:p>
+            <w:r>
+              <w:t>Entrega del código base del servidor (Node.js) y la aplicación cliente (</w:t>
+            </w:r>
+            <w:proofErr w:type="spellStart"/>
+            <w:r>
+              <w:t>React</w:t>
+            </w:r>
+            <w:proofErr w:type="spellEnd"/>
+            <w:r>
+              <w:t>).</w:t>
+            </w:r>
+          </w:p>
+        </w:tc>
+        <w:tc>
+          <w:tcPr>
+            <w:tcW w:w="0" w:type="auto"/>
+            <w:tcBorders>
+              <w:top w:val="single" w:sz="6" w:space="0" w:color="CCCCCC"/>
+              <w:left w:val="single" w:sz="6" w:space="0" w:color="CCCCCC"/>
+              <w:bottom w:val="single" w:sz="6" w:space="0" w:color="CCCCCC"/>
+              <w:right w:val="single" w:sz="6" w:space="0" w:color="CCCCCC"/>
+            </w:tcBorders>
+            <w:tcMar>
+              <w:top w:w="30" w:type="dxa"/>
+              <w:left w:w="0" w:type="dxa"/>
+              <w:bottom w:w="30" w:type="dxa"/>
+              <w:right w:w="0" w:type="dxa"/>
+            </w:tcMar>
+            <w:vAlign w:val="bottom"/>
+            <w:hideMark/>
+          </w:tcPr>
+          <w:p>
+            <w:r>
+              <w:t xml:space="preserve">Corresponde a la fase de Construcción de RUP, evidenciando la implementación incremental del software, la API OCR y las integraciones </w:t>
+            </w:r>
+            <w:proofErr w:type="spellStart"/>
+            <w:r>
+              <w:t>sandbox</w:t>
+            </w:r>
+            <w:proofErr w:type="spellEnd"/>
+            <w:r>
+              <w:t xml:space="preserve"> de pasarelas de pago (Transbank, Mercado Pago, </w:t>
+            </w:r>
+            <w:proofErr w:type="spellStart"/>
+            <w:r>
+              <w:t>SumUp</w:t>
+            </w:r>
+            <w:proofErr w:type="spellEnd"/>
+            <w:r>
+              <w:t xml:space="preserve">) y del módulo </w:t>
+            </w:r>
+            <w:proofErr w:type="spellStart"/>
+            <w:r>
+              <w:t>trending</w:t>
+            </w:r>
+            <w:proofErr w:type="spellEnd"/>
+            <w:r>
+              <w:t>.</w:t>
+            </w:r>
+          </w:p>
+        </w:tc>
+      </w:tr>
+      <w:tr>
+        <w:trPr>
+          <w:trHeight w:val="315"/>
+        </w:trPr>
+        <w:tc>
+          <w:tcPr>
+            <w:tcW w:w="0" w:type="auto"/>
+            <w:tcBorders>
+              <w:top w:val="single" w:sz="6" w:space="0" w:color="CCCCCC"/>
+              <w:left w:val="single" w:sz="6" w:space="0" w:color="CCCCCC"/>
+              <w:bottom w:val="single" w:sz="6" w:space="0" w:color="CCCCCC"/>
+              <w:right w:val="single" w:sz="6" w:space="0" w:color="CCCCCC"/>
+            </w:tcBorders>
+            <w:tcMar>
+              <w:top w:w="30" w:type="dxa"/>
+              <w:left w:w="45" w:type="dxa"/>
+              <w:bottom w:w="30" w:type="dxa"/>
+              <w:right w:w="45" w:type="dxa"/>
+            </w:tcMar>
+            <w:vAlign w:val="bottom"/>
+            <w:hideMark/>
+          </w:tcPr>
+          <w:p>
+            <w:r>
+              <w:t>Avance (Fase 2)</w:t>
+            </w:r>
+          </w:p>
+        </w:tc>
+        <w:tc>
+          <w:tcPr>
+            <w:tcW w:w="0" w:type="auto"/>
+            <w:tcBorders>
+              <w:top w:val="single" w:sz="6" w:space="0" w:color="CCCCCC"/>
+              <w:left w:val="single" w:sz="6" w:space="0" w:color="CCCCCC"/>
+              <w:bottom w:val="single" w:sz="6" w:space="0" w:color="CCCCCC"/>
+              <w:right w:val="single" w:sz="6" w:space="0" w:color="CCCCCC"/>
+            </w:tcBorders>
+            <w:tcMar>
+              <w:top w:w="30" w:type="dxa"/>
+              <w:left w:w="45" w:type="dxa"/>
+              <w:bottom w:w="30" w:type="dxa"/>
+              <w:right w:w="45" w:type="dxa"/>
+            </w:tcMar>
+            <w:vAlign w:val="bottom"/>
+            <w:hideMark/>
+          </w:tcPr>
+          <w:p>
+            <w:r>
+              <w:t>Resultados de Pruebas de Sistema</w:t>
+            </w:r>
+          </w:p>
+        </w:tc>
+        <w:tc>
+          <w:tcPr>
+            <w:tcW w:w="0" w:type="auto"/>
+            <w:tcBorders>
+              <w:top w:val="single" w:sz="6" w:space="0" w:color="CCCCCC"/>
+              <w:left w:val="single" w:sz="6" w:space="0" w:color="CCCCCC"/>
+              <w:bottom w:val="single" w:sz="6" w:space="0" w:color="CCCCCC"/>
+              <w:right w:val="single" w:sz="6" w:space="0" w:color="CCCCCC"/>
+            </w:tcBorders>
+            <w:tcMar>
+              <w:top w:w="30" w:type="dxa"/>
+              <w:left w:w="45" w:type="dxa"/>
+              <w:bottom w:w="30" w:type="dxa"/>
+              <w:right w:w="45" w:type="dxa"/>
+            </w:tcMar>
+            <w:vAlign w:val="bottom"/>
+            <w:hideMark/>
+          </w:tcPr>
+          <w:p>
+            <w:r>
+              <w:t>Reporte de pruebas unitarias y de integración sobre los componentes construidos.</w:t>
+            </w:r>
+          </w:p>
+        </w:tc>
+        <w:tc>
+          <w:tcPr>
+            <w:tcW w:w="0" w:type="auto"/>
+            <w:tcBorders>
+              <w:top w:val="single" w:sz="6" w:space="0" w:color="CCCCCC"/>
+              <w:left w:val="single" w:sz="6" w:space="0" w:color="CCCCCC"/>
+              <w:bottom w:val="single" w:sz="6" w:space="0" w:color="CCCCCC"/>
+              <w:right w:val="single" w:sz="6" w:space="0" w:color="CCCCCC"/>
+            </w:tcBorders>
+            <w:tcMar>
+              <w:top w:w="30" w:type="dxa"/>
+              <w:left w:w="0" w:type="dxa"/>
+              <w:bottom w:w="30" w:type="dxa"/>
+              <w:right w:w="0" w:type="dxa"/>
+            </w:tcMar>
+            <w:vAlign w:val="bottom"/>
+            <w:hideMark/>
+          </w:tcPr>
+          <w:p>
+            <w:r>
+              <w:t>Valida la estabilidad y la correcta mitigación de riesgos técnicos exigida por RUP durante la fase de Construcción.</w:t>
+            </w:r>
+          </w:p>
+        </w:tc>
+      </w:tr>
+      <w:tr>
+        <w:trPr>
+          <w:trHeight w:val="315"/>
+        </w:trPr>
+        <w:tc>
+          <w:tcPr>
+            <w:tcW w:w="0" w:type="auto"/>
+            <w:tcBorders>
+              <w:top w:val="single" w:sz="6" w:space="0" w:color="CCCCCC"/>
+              <w:left w:val="single" w:sz="6" w:space="0" w:color="CCCCCC"/>
+              <w:bottom w:val="single" w:sz="6" w:space="0" w:color="CCCCCC"/>
+              <w:right w:val="single" w:sz="6" w:space="0" w:color="CCCCCC"/>
+            </w:tcBorders>
+            <w:tcMar>
+              <w:top w:w="30" w:type="dxa"/>
+              <w:left w:w="45" w:type="dxa"/>
+              <w:bottom w:w="30" w:type="dxa"/>
+              <w:right w:w="45" w:type="dxa"/>
+            </w:tcMar>
+            <w:vAlign w:val="bottom"/>
+            <w:hideMark/>
+          </w:tcPr>
+          <w:p>
+            <w:r>
+              <w:t>Final (Fase 3)</w:t>
+            </w:r>
+          </w:p>
+        </w:tc>
+        <w:tc>
+          <w:tcPr>
+            <w:tcW w:w="0" w:type="auto"/>
+            <w:tcBorders>
+              <w:top w:val="single" w:sz="6" w:space="0" w:color="CCCCCC"/>
+              <w:left w:val="single" w:sz="6" w:space="0" w:color="CCCCCC"/>
+              <w:bottom w:val="single" w:sz="6" w:space="0" w:color="CCCCCC"/>
+              <w:right w:val="single" w:sz="6" w:space="0" w:color="CCCCCC"/>
+            </w:tcBorders>
+            <w:tcMar>
+              <w:top w:w="30" w:type="dxa"/>
+              <w:left w:w="45" w:type="dxa"/>
+              <w:bottom w:w="30" w:type="dxa"/>
+              <w:right w:w="45" w:type="dxa"/>
+            </w:tcMar>
+            <w:vAlign w:val="bottom"/>
+            <w:hideMark/>
+          </w:tcPr>
+          <w:p>
+            <w:r>
+              <w:t xml:space="preserve">Plan de Despliegue y </w:t>
+            </w:r>
+            <w:proofErr w:type="spellStart"/>
+            <w:r>
+              <w:t>Release</w:t>
+            </w:r>
+            <w:proofErr w:type="spellEnd"/>
+            <w:r>
+              <w:t xml:space="preserve"> Notes</w:t>
+            </w:r>
+          </w:p>
+        </w:tc>
+        <w:tc>
+          <w:tcPr>
+            <w:tcW w:w="0" w:type="auto"/>
+            <w:tcBorders>
+              <w:top w:val="single" w:sz="6" w:space="0" w:color="CCCCCC"/>
+              <w:left w:val="single" w:sz="6" w:space="0" w:color="CCCCCC"/>
+              <w:bottom w:val="single" w:sz="6" w:space="0" w:color="CCCCCC"/>
+              <w:right w:val="single" w:sz="6" w:space="0" w:color="CCCCCC"/>
+            </w:tcBorders>
+            <w:tcMar>
+              <w:top w:w="30" w:type="dxa"/>
+              <w:left w:w="45" w:type="dxa"/>
+              <w:bottom w:w="30" w:type="dxa"/>
+              <w:right w:w="45" w:type="dxa"/>
+            </w:tcMar>
+            <w:vAlign w:val="bottom"/>
+            <w:hideMark/>
+          </w:tcPr>
+          <w:p>
+            <w:r>
+              <w:t>Documentación final de entrega (Notas de Liberación) y sistema desplegado en producción.</w:t>
+            </w:r>
+          </w:p>
+        </w:tc>
+        <w:tc>
+          <w:tcPr>
+            <w:tcW w:w="0" w:type="auto"/>
+            <w:tcBorders>
+              <w:top w:val="single" w:sz="6" w:space="0" w:color="CCCCCC"/>
+              <w:left w:val="single" w:sz="6" w:space="0" w:color="CCCCCC"/>
+              <w:bottom w:val="single" w:sz="6" w:space="0" w:color="CCCCCC"/>
+              <w:right w:val="single" w:sz="6" w:space="0" w:color="CCCCCC"/>
+            </w:tcBorders>
+            <w:tcMar>
+              <w:top w:w="30" w:type="dxa"/>
+              <w:left w:w="0" w:type="dxa"/>
+              <w:bottom w:w="30" w:type="dxa"/>
+              <w:right w:w="0" w:type="dxa"/>
+            </w:tcMar>
+            <w:vAlign w:val="bottom"/>
+            <w:hideMark/>
+          </w:tcPr>
+          <w:p>
+            <w:r>
+              <w:t>Evidencia la fase de Transición de RUP, asegurando la entrega del producto validado al usuario final y cerrando el ciclo de vida del proyecto.</w:t>
+            </w:r>
+          </w:p>
+        </w:tc>
+      </w:tr>
+    </w:tbl>
+    <w:p/>
+    <w:p>
+      <w:pPr>
+        <w:pStyle w:val="Ttulo1"/>
+      </w:pPr>
+      <w:bookmarkStart w:id="6" w:name="_Toc239189948"/>
+      <w:r>
+        <w:t>6</w:t>
+      </w:r>
+      <w:r>
+        <w:t xml:space="preserve">. </w:t>
+      </w:r>
+      <w:proofErr w:type="spellStart"/>
+      <w:r>
         <w:t>Conclusions</w:t>
       </w:r>
       <w:proofErr w:type="spellEnd"/>
       <w:r>
-        <w:rPr>
-          <w:b/>
-          <w:bCs/>
-        </w:rPr>
         <w:t xml:space="preserve"> and </w:t>
       </w:r>
       <w:proofErr w:type="spellStart"/>
       <w:r>
-        <w:rPr>
-          <w:b/>
-          <w:bCs/>
-        </w:rPr>
         <w:t>Reflection</w:t>
       </w:r>
+      <w:bookmarkEnd w:id="6"/>
       <w:proofErr w:type="spellEnd"/>
     </w:p>
     <w:p>
@@ -1732,15 +5348,7 @@
       </w:r>
       <w:proofErr w:type="spellEnd"/>
       <w:r>
-        <w:t xml:space="preserve"> </w:t>
-      </w:r>
-      <w:proofErr w:type="spellStart"/>
-      <w:r>
-        <w:t>to</w:t>
-      </w:r>
-      <w:proofErr w:type="spellEnd"/>
-      <w:r>
-        <w:t xml:space="preserve"> </w:t>
+        <w:t xml:space="preserve"> to </w:t>
       </w:r>
       <w:proofErr w:type="spellStart"/>
       <w:r>
@@ -3019,11 +6627,163 @@
       </w:rPr>
     </w:lvl>
   </w:abstractNum>
+  <w:abstractNum w:abstractNumId="2" w15:restartNumberingAfterBreak="0">
+    <w:nsid w:val="53EE2AC4"/>
+    <w:multiLevelType w:val="multilevel"/>
+    <w:tmpl w:val="BE74DF9A"/>
+    <w:lvl w:ilvl="0">
+      <w:start w:val="1"/>
+      <w:numFmt w:val="bullet"/>
+      <w:lvlText w:val=""/>
+      <w:lvlJc w:val="left"/>
+      <w:pPr>
+        <w:tabs>
+          <w:tab w:val="num" w:pos="720"/>
+        </w:tabs>
+        <w:ind w:left="720" w:hanging="360"/>
+      </w:pPr>
+      <w:rPr>
+        <w:rFonts w:ascii="Symbol" w:hAnsi="Symbol" w:hint="default"/>
+        <w:sz w:val="20"/>
+      </w:rPr>
+    </w:lvl>
+    <w:lvl w:ilvl="1" w:tentative="1">
+      <w:start w:val="1"/>
+      <w:numFmt w:val="bullet"/>
+      <w:lvlText w:val="o"/>
+      <w:lvlJc w:val="left"/>
+      <w:pPr>
+        <w:tabs>
+          <w:tab w:val="num" w:pos="1440"/>
+        </w:tabs>
+        <w:ind w:left="1440" w:hanging="360"/>
+      </w:pPr>
+      <w:rPr>
+        <w:rFonts w:ascii="Courier New" w:hAnsi="Courier New" w:hint="default"/>
+        <w:sz w:val="20"/>
+      </w:rPr>
+    </w:lvl>
+    <w:lvl w:ilvl="2" w:tentative="1">
+      <w:start w:val="1"/>
+      <w:numFmt w:val="bullet"/>
+      <w:lvlText w:val=""/>
+      <w:lvlJc w:val="left"/>
+      <w:pPr>
+        <w:tabs>
+          <w:tab w:val="num" w:pos="2160"/>
+        </w:tabs>
+        <w:ind w:left="2160" w:hanging="360"/>
+      </w:pPr>
+      <w:rPr>
+        <w:rFonts w:ascii="Wingdings" w:hAnsi="Wingdings" w:hint="default"/>
+        <w:sz w:val="20"/>
+      </w:rPr>
+    </w:lvl>
+    <w:lvl w:ilvl="3" w:tentative="1">
+      <w:start w:val="1"/>
+      <w:numFmt w:val="bullet"/>
+      <w:lvlText w:val=""/>
+      <w:lvlJc w:val="left"/>
+      <w:pPr>
+        <w:tabs>
+          <w:tab w:val="num" w:pos="2880"/>
+        </w:tabs>
+        <w:ind w:left="2880" w:hanging="360"/>
+      </w:pPr>
+      <w:rPr>
+        <w:rFonts w:ascii="Wingdings" w:hAnsi="Wingdings" w:hint="default"/>
+        <w:sz w:val="20"/>
+      </w:rPr>
+    </w:lvl>
+    <w:lvl w:ilvl="4" w:tentative="1">
+      <w:start w:val="1"/>
+      <w:numFmt w:val="bullet"/>
+      <w:lvlText w:val=""/>
+      <w:lvlJc w:val="left"/>
+      <w:pPr>
+        <w:tabs>
+          <w:tab w:val="num" w:pos="3600"/>
+        </w:tabs>
+        <w:ind w:left="3600" w:hanging="360"/>
+      </w:pPr>
+      <w:rPr>
+        <w:rFonts w:ascii="Wingdings" w:hAnsi="Wingdings" w:hint="default"/>
+        <w:sz w:val="20"/>
+      </w:rPr>
+    </w:lvl>
+    <w:lvl w:ilvl="5" w:tentative="1">
+      <w:start w:val="1"/>
+      <w:numFmt w:val="bullet"/>
+      <w:lvlText w:val=""/>
+      <w:lvlJc w:val="left"/>
+      <w:pPr>
+        <w:tabs>
+          <w:tab w:val="num" w:pos="4320"/>
+        </w:tabs>
+        <w:ind w:left="4320" w:hanging="360"/>
+      </w:pPr>
+      <w:rPr>
+        <w:rFonts w:ascii="Wingdings" w:hAnsi="Wingdings" w:hint="default"/>
+        <w:sz w:val="20"/>
+      </w:rPr>
+    </w:lvl>
+    <w:lvl w:ilvl="6" w:tentative="1">
+      <w:start w:val="1"/>
+      <w:numFmt w:val="bullet"/>
+      <w:lvlText w:val=""/>
+      <w:lvlJc w:val="left"/>
+      <w:pPr>
+        <w:tabs>
+          <w:tab w:val="num" w:pos="5040"/>
+        </w:tabs>
+        <w:ind w:left="5040" w:hanging="360"/>
+      </w:pPr>
+      <w:rPr>
+        <w:rFonts w:ascii="Wingdings" w:hAnsi="Wingdings" w:hint="default"/>
+        <w:sz w:val="20"/>
+      </w:rPr>
+    </w:lvl>
+    <w:lvl w:ilvl="7" w:tentative="1">
+      <w:start w:val="1"/>
+      <w:numFmt w:val="bullet"/>
+      <w:lvlText w:val=""/>
+      <w:lvlJc w:val="left"/>
+      <w:pPr>
+        <w:tabs>
+          <w:tab w:val="num" w:pos="5760"/>
+        </w:tabs>
+        <w:ind w:left="5760" w:hanging="360"/>
+      </w:pPr>
+      <w:rPr>
+        <w:rFonts w:ascii="Wingdings" w:hAnsi="Wingdings" w:hint="default"/>
+        <w:sz w:val="20"/>
+      </w:rPr>
+    </w:lvl>
+    <w:lvl w:ilvl="8" w:tentative="1">
+      <w:start w:val="1"/>
+      <w:numFmt w:val="bullet"/>
+      <w:lvlText w:val=""/>
+      <w:lvlJc w:val="left"/>
+      <w:pPr>
+        <w:tabs>
+          <w:tab w:val="num" w:pos="6480"/>
+        </w:tabs>
+        <w:ind w:left="6480" w:hanging="360"/>
+      </w:pPr>
+      <w:rPr>
+        <w:rFonts w:ascii="Wingdings" w:hAnsi="Wingdings" w:hint="default"/>
+        <w:sz w:val="20"/>
+      </w:rPr>
+    </w:lvl>
+  </w:abstractNum>
   <w:num w:numId="1" w16cid:durableId="1023476278">
     <w:abstractNumId w:val="1"/>
   </w:num>
   <w:num w:numId="2" w16cid:durableId="1599212477">
     <w:abstractNumId w:val="0"/>
+  </w:num>
+  <w:num w:numId="3" w16cid:durableId="1245724076">
+    <w:abstractNumId w:val="2"/>
   </w:num>
 </w:numbering>
 </file>
@@ -3456,7 +7216,6 @@
     <w:next w:val="Normal"/>
     <w:link w:val="Ttulo2Car"/>
     <w:uiPriority w:val="9"/>
-    <w:semiHidden/>
     <w:unhideWhenUsed/>
     <w:qFormat/>
     <w:rsid w:val="00F622E8"/>
@@ -3672,7 +7431,6 @@
     <w:basedOn w:val="Fuentedeprrafopredeter"/>
     <w:link w:val="Ttulo2"/>
     <w:uiPriority w:val="9"/>
-    <w:semiHidden/>
     <w:rsid w:val="00F622E8"/>
     <w:rPr>
       <w:rFonts w:asciiTheme="majorHAnsi" w:eastAsiaTheme="majorEastAsia" w:hAnsiTheme="majorHAnsi" w:cstheme="majorBidi"/>
@@ -3988,6 +7746,49 @@
     <w:uiPriority w:val="99"/>
     <w:rsid w:val="00F622E8"/>
   </w:style>
+  <w:style w:type="paragraph" w:styleId="TtuloTDC">
+    <w:name w:val="TOC Heading"/>
+    <w:basedOn w:val="Ttulo1"/>
+    <w:next w:val="Normal"/>
+    <w:uiPriority w:val="39"/>
+    <w:unhideWhenUsed/>
+    <w:qFormat/>
+    <w:rsid w:val="00E0438C"/>
+    <w:pPr>
+      <w:spacing w:before="240" w:after="0"/>
+      <w:outlineLvl w:val="9"/>
+    </w:pPr>
+    <w:rPr>
+      <w:kern w:val="0"/>
+      <w:sz w:val="32"/>
+      <w:szCs w:val="32"/>
+      <w:lang w:eastAsia="es-CL"/>
+      <w14:ligatures w14:val="none"/>
+    </w:rPr>
+  </w:style>
+  <w:style w:type="paragraph" w:styleId="TDC1">
+    <w:name w:val="toc 1"/>
+    <w:basedOn w:val="Normal"/>
+    <w:next w:val="Normal"/>
+    <w:autoRedefine/>
+    <w:uiPriority w:val="39"/>
+    <w:unhideWhenUsed/>
+    <w:rsid w:val="00E0438C"/>
+    <w:pPr>
+      <w:spacing w:after="100"/>
+    </w:pPr>
+  </w:style>
+  <w:style w:type="character" w:styleId="Hipervnculo">
+    <w:name w:val="Hyperlink"/>
+    <w:basedOn w:val="Fuentedeprrafopredeter"/>
+    <w:uiPriority w:val="99"/>
+    <w:unhideWhenUsed/>
+    <w:rsid w:val="00E0438C"/>
+    <w:rPr>
+      <w:color w:val="0563C1" w:themeColor="hyperlink"/>
+      <w:u w:val="single"/>
+    </w:rPr>
+  </w:style>
 </w:styles>
 </file>
 
@@ -4284,4 +8085,16 @@
     </a:ext>
   </a:extLst>
 </a:theme>
+</file>
+
+<file path=customXml/item1.xml><?xml version="1.0" encoding="utf-8"?>
+<b:Sources xmlns:b="http://schemas.openxmlformats.org/officeDocument/2006/bibliography" xmlns="http://schemas.openxmlformats.org/officeDocument/2006/bibliography" SelectedStyle="\APASixthEditionOfficeOnline.xsl" StyleName="APA" Version="6"/>
+</file>
+
+<file path=customXml/itemProps1.xml><?xml version="1.0" encoding="utf-8"?>
+<ds:datastoreItem xmlns:ds="http://schemas.openxmlformats.org/officeDocument/2006/customXml" ds:itemID="{C88F1179-E08C-49EB-B15F-7E70696C10BD}">
+  <ds:schemaRefs>
+    <ds:schemaRef ds:uri="http://schemas.openxmlformats.org/officeDocument/2006/bibliography"/>
+  </ds:schemaRefs>
+</ds:datastoreItem>
 </file>